--- a/flow/20230927_hours/triodion-lent/тиждень-5/5-7.docx
+++ b/flow/20230927_hours/triodion-lent/тиждень-5/5-7.docx
@@ -62,59 +62,68 @@
     </w:p>
     <w:p>
       <w:pPr>
-        <w:spacing w:line="240" w:lineRule="auto"/>
-        <w:rPr>
-          <w:rFonts w:ascii="Times New Roman" w:hAnsi="Times New Roman"/>
-          <w:sz w:val="24"/>
-        </w:rPr>
-      </w:pPr>
-      <w:r>
-        <w:rPr>
-          <w:rFonts w:ascii="Times New Roman" w:hAnsi="Times New Roman"/>
-          <w:i/>
-          <w:color w:val="FF0000"/>
-          <w:sz w:val="24"/>
-        </w:rPr>
-        <w:t xml:space="preserve">Вірні: </w:t>
-      </w:r>
-      <w:r>
-        <w:rPr>
-          <w:rFonts w:ascii="Times New Roman" w:hAnsi="Times New Roman"/>
-          <w:sz w:val="24"/>
-        </w:rPr>
-        <w:t>Амінь. Слава тобі, Боже наш, слава тобі.</w:t>
-      </w:r>
-    </w:p>
-    <w:p>
-      <w:pPr>
-        <w:spacing w:line="240" w:lineRule="auto"/>
-        <w:rPr>
-          <w:rFonts w:ascii="Times New Roman" w:hAnsi="Times New Roman"/>
-          <w:sz w:val="24"/>
-        </w:rPr>
-      </w:pPr>
-      <w:r>
-        <w:rPr>
-          <w:rFonts w:ascii="Times New Roman" w:hAnsi="Times New Roman"/>
-          <w:sz w:val="24"/>
-        </w:rPr>
-        <w:t>Царю небесний, утішителю, Душе істини,* що всюди єси і все наповняєш,* скарбе дібр і життя подателю,* прийди і вселися в нас,* і очисти нас від усякої скверни,* і спаси, Благий, душі наші.</w:t>
-      </w:r>
-    </w:p>
-    <w:p>
-      <w:pPr>
-        <w:spacing w:line="240" w:lineRule="auto"/>
-        <w:rPr>
-          <w:rFonts w:ascii="Times New Roman" w:hAnsi="Times New Roman"/>
-          <w:sz w:val="24"/>
-        </w:rPr>
-      </w:pPr>
-      <w:r>
-        <w:rPr>
-          <w:rFonts w:ascii="Times New Roman" w:hAnsi="Times New Roman"/>
-          <w:sz w:val="24"/>
-        </w:rPr>
-        <w:t xml:space="preserve">Святий Боже, святий Кріпкий, святий Безсмертний, помилуй нас </w:t>
+        <w:spacing w:after="120"/>
+      </w:pPr>
+      <w:r>
+        <w:rPr>
+          <w:rFonts w:ascii="Times New Roman" w:hAnsi="Times New Roman"/>
+          <w:i/>
+          <w:color w:val="FF0000"/>
+          <w:sz w:val="24"/>
+        </w:rPr>
+        <w:t>Вірні:</w:t>
+      </w:r>
+      <w:r>
+        <w:rPr>
+          <w:rFonts w:ascii="Times New Roman" w:hAnsi="Times New Roman"/>
+          <w:color w:val="FF0000"/>
+          <w:sz w:val="24"/>
+        </w:rPr>
+        <w:t xml:space="preserve"> </w:t>
+      </w:r>
+      <w:r>
+        <w:rPr>
+          <w:rFonts w:ascii="Times New Roman" w:hAnsi="Times New Roman"/>
+          <w:sz w:val="24"/>
+        </w:rPr>
+        <w:t>Амі́нь.</w:t>
+      </w:r>
+    </w:p>
+    <w:p>
+      <w:pPr>
+        <w:spacing w:after="120"/>
+      </w:pPr>
+      <w:r>
+        <w:rPr>
+          <w:rFonts w:ascii="Times New Roman" w:hAnsi="Times New Roman"/>
+          <w:sz w:val="24"/>
+        </w:rPr>
+        <w:t>Сла́ва Тобі́, Бо́же наш, сла́ва Тобі́.</w:t>
+      </w:r>
+    </w:p>
+    <w:p>
+      <w:pPr>
+        <w:spacing w:after="120"/>
+      </w:pPr>
+      <w:r>
+        <w:rPr>
+          <w:rFonts w:ascii="Times New Roman" w:hAnsi="Times New Roman"/>
+          <w:sz w:val="24"/>
+        </w:rPr>
+        <w:t>Ца́рю небе́сний, утіши́телю, Ду́ше íстини,* що всю́ди єси́ і все наповня́єш,* скарбни́це благ і життя́ пода́телю,* прийди́, і всели́ся в нас,* і очи́сти нас від уся́кої скве́рни,* і спаси́, благи́й, ду́ші на́ші.</w:t>
+      </w:r>
+    </w:p>
+    <w:p>
+      <w:pPr>
+        <w:spacing w:after="120"/>
+        <w:jc w:val="both"/>
+      </w:pPr>
+      <w:r>
+        <w:rPr>
+          <w:rFonts w:ascii="Times New Roman" w:hAnsi="Times New Roman"/>
+          <w:sz w:val="24"/>
+        </w:rPr>
+        <w:t xml:space="preserve">Святий Боже, святий Кріпкий, святий Безсмертний, помилуй нас. </w:t>
       </w:r>
       <w:r>
         <w:rPr>
@@ -125,166 +134,169 @@
         </w:rPr>
         <w:t>(3 р.)</w:t>
       </w:r>
-      <w:r>
-        <w:rPr>
-          <w:rFonts w:ascii="Times New Roman" w:hAnsi="Times New Roman"/>
+    </w:p>
+    <w:p>
+      <w:pPr>
+        <w:spacing w:line="240" w:lineRule="auto"/>
+        <w:rPr>
+          <w:rFonts w:ascii="Times New Roman" w:hAnsi="Times New Roman"/>
+          <w:sz w:val="24"/>
+        </w:rPr>
+      </w:pPr>
+      <w:r>
+        <w:rPr>
+          <w:rFonts w:ascii="Times New Roman" w:hAnsi="Times New Roman"/>
+          <w:sz w:val="24"/>
+        </w:rPr>
+        <w:t>Слава Отцю, і Сину, і Святому Духові,* і нині, і повсякчас, і на віки вічні. Амінь.</w:t>
+      </w:r>
+    </w:p>
+    <w:p>
+      <w:pPr>
+        <w:spacing w:line="240" w:lineRule="auto"/>
+        <w:rPr>
+          <w:rFonts w:ascii="Times New Roman" w:hAnsi="Times New Roman"/>
+          <w:sz w:val="24"/>
+        </w:rPr>
+      </w:pPr>
+      <w:r>
+        <w:rPr>
+          <w:rFonts w:ascii="Times New Roman" w:hAnsi="Times New Roman"/>
+          <w:sz w:val="24"/>
+        </w:rPr>
+        <w:t>Пресвята Тройце, помилуй нас;* Господи, очисти гріхи наші;* Владико, прости беззаконня наші;* Святий, завітай і зціли немочі наші імени твого ради.</w:t>
+      </w:r>
+    </w:p>
+    <w:p>
+      <w:pPr>
+        <w:spacing w:after="120"/>
+        <w:jc w:val="both"/>
+      </w:pPr>
+      <w:r>
+        <w:rPr>
+          <w:rFonts w:ascii="Times New Roman" w:hAnsi="Times New Roman"/>
+          <w:sz w:val="24"/>
+        </w:rPr>
+        <w:t xml:space="preserve">Господи, помилуй. </w:t>
+      </w:r>
+      <w:r>
+        <w:rPr>
+          <w:rFonts w:ascii="Times New Roman" w:hAnsi="Times New Roman"/>
+          <w:i/>
+          <w:color w:val="FF0000"/>
+          <w:sz w:val="24"/>
+        </w:rPr>
+        <w:t>(3 р.)</w:t>
+      </w:r>
+    </w:p>
+    <w:p>
+      <w:pPr>
+        <w:spacing w:line="240" w:lineRule="auto"/>
+        <w:rPr>
+          <w:rFonts w:ascii="Times New Roman" w:hAnsi="Times New Roman"/>
+          <w:sz w:val="24"/>
+        </w:rPr>
+      </w:pPr>
+      <w:r>
+        <w:rPr>
+          <w:rFonts w:ascii="Times New Roman" w:hAnsi="Times New Roman"/>
+          <w:sz w:val="24"/>
+        </w:rPr>
+        <w:t>Слава Отцю, і Сину, і Святому Духові* і нині, і повсякчас, і на віки вічні. Амінь.</w:t>
+      </w:r>
+    </w:p>
+    <w:p>
+      <w:pPr>
+        <w:spacing w:line="240" w:lineRule="auto"/>
+        <w:rPr>
+          <w:rFonts w:ascii="Times New Roman" w:hAnsi="Times New Roman"/>
+          <w:sz w:val="24"/>
+        </w:rPr>
+      </w:pPr>
+      <w:r>
+        <w:rPr>
+          <w:rFonts w:ascii="Times New Roman" w:hAnsi="Times New Roman"/>
+          <w:sz w:val="24"/>
+        </w:rPr>
+        <w:t>Отче наш, що єси на небесах,* нехай святиться ім’я твоє,* нехай прийде царство твоє,* нехай буде воля твоя, як на небі, так і на землі.* Хліб наш насущний дай нам сьогодні,* і прости нам провини наші,* як і ми прощаємо винуватцям нашим,* і не введи нас у спокусу,* але визволи нас від лукавого.</w:t>
+      </w:r>
+    </w:p>
+    <w:p>
+      <w:pPr>
+        <w:spacing w:line="240" w:lineRule="auto"/>
+        <w:rPr>
+          <w:rFonts w:ascii="Times New Roman" w:hAnsi="Times New Roman"/>
+          <w:sz w:val="24"/>
+        </w:rPr>
+      </w:pPr>
+      <w:r>
+        <w:rPr>
+          <w:rFonts w:ascii="Times New Roman" w:hAnsi="Times New Roman"/>
+          <w:i/>
+          <w:color w:val="FF0000"/>
+          <w:sz w:val="24"/>
+        </w:rPr>
+        <w:t>Священик</w:t>
+      </w:r>
+      <w:r>
+        <w:rPr>
+          <w:rFonts w:ascii="Times New Roman" w:hAnsi="Times New Roman"/>
+          <w:color w:val="FF0000"/>
+          <w:sz w:val="24"/>
+        </w:rPr>
+        <w:t xml:space="preserve">: </w:t>
+      </w:r>
+      <w:r>
+        <w:rPr>
+          <w:rFonts w:ascii="Times New Roman" w:hAnsi="Times New Roman"/>
+          <w:sz w:val="24"/>
+        </w:rPr>
+        <w:t>Бо твоє є царство, і сила, і слава, Отця, і Сина, і Святого Духа, нині і повсякчас, і на віки вічні.</w:t>
+      </w:r>
+    </w:p>
+    <w:p>
+      <w:pPr>
+        <w:spacing w:after="120"/>
+        <w:jc w:val="both"/>
+      </w:pPr>
+      <w:r>
+        <w:rPr>
+          <w:rFonts w:ascii="Times New Roman" w:hAnsi="Times New Roman"/>
+          <w:i/>
+          <w:color w:val="FF0000"/>
+          <w:sz w:val="24"/>
+        </w:rPr>
+        <w:t>Вірні:</w:t>
+      </w:r>
+      <w:r>
+        <w:rPr>
+          <w:rFonts w:ascii="Times New Roman" w:hAnsi="Times New Roman"/>
+          <w:color w:val="FF0000"/>
+          <w:sz w:val="24"/>
+        </w:rPr>
+        <w:t xml:space="preserve"> </w:t>
+      </w:r>
+      <w:r>
+        <w:rPr>
+          <w:rFonts w:ascii="Times New Roman" w:hAnsi="Times New Roman"/>
+          <w:sz w:val="24"/>
+        </w:rPr>
+        <w:t>Амінь. Господи, помилуй</w:t>
+      </w:r>
+      <w:r>
+        <w:rPr>
+          <w:rFonts w:ascii="Times New Roman" w:hAnsi="Times New Roman"/>
+          <w:i/>
           <w:sz w:val="24"/>
         </w:rPr>
         <w:t>.</w:t>
       </w:r>
-    </w:p>
-    <w:p>
-      <w:pPr>
-        <w:spacing w:line="240" w:lineRule="auto"/>
-        <w:rPr>
-          <w:rFonts w:ascii="Times New Roman" w:hAnsi="Times New Roman"/>
-          <w:sz w:val="24"/>
-        </w:rPr>
-      </w:pPr>
-      <w:r>
-        <w:rPr>
-          <w:rFonts w:ascii="Times New Roman" w:hAnsi="Times New Roman"/>
-          <w:sz w:val="24"/>
-        </w:rPr>
-        <w:t>Слава Отцю, і Сину, і Святому Духові,* і нині, і повсякчас, і на віки вічні. Амінь.</w:t>
-      </w:r>
-    </w:p>
-    <w:p>
-      <w:pPr>
-        <w:spacing w:line="240" w:lineRule="auto"/>
-        <w:rPr>
-          <w:rFonts w:ascii="Times New Roman" w:hAnsi="Times New Roman"/>
-          <w:sz w:val="24"/>
-        </w:rPr>
-      </w:pPr>
-      <w:r>
-        <w:rPr>
-          <w:rFonts w:ascii="Times New Roman" w:hAnsi="Times New Roman"/>
-          <w:sz w:val="24"/>
-        </w:rPr>
-        <w:t>Пресвята Тройце, помилуй нас;* Господи, очисти гріхи наші;* Владико, прости беззаконня наші;* Святий, завітай і зціли немочі наші імени твого ради.</w:t>
-      </w:r>
-    </w:p>
-    <w:p>
-      <w:pPr>
-        <w:spacing w:line="240" w:lineRule="auto"/>
-        <w:rPr>
-          <w:rFonts w:ascii="Times New Roman" w:hAnsi="Times New Roman"/>
-          <w:sz w:val="24"/>
-        </w:rPr>
-      </w:pPr>
-      <w:r>
-        <w:rPr>
-          <w:rFonts w:ascii="Times New Roman" w:hAnsi="Times New Roman"/>
-          <w:sz w:val="24"/>
-        </w:rPr>
-        <w:t xml:space="preserve">Господи, помилуй </w:t>
-      </w:r>
-      <w:r>
-        <w:rPr>
-          <w:rFonts w:ascii="Times New Roman" w:hAnsi="Times New Roman"/>
-          <w:i/>
-          <w:color w:val="FF0000"/>
-          <w:sz w:val="24"/>
-        </w:rPr>
-        <w:t>(3 р.)</w:t>
-      </w:r>
-      <w:r>
-        <w:rPr>
-          <w:rFonts w:ascii="Times New Roman" w:hAnsi="Times New Roman"/>
-          <w:sz w:val="24"/>
-        </w:rPr>
-        <w:t>.</w:t>
-      </w:r>
-    </w:p>
-    <w:p>
-      <w:pPr>
-        <w:spacing w:line="240" w:lineRule="auto"/>
-        <w:rPr>
-          <w:rFonts w:ascii="Times New Roman" w:hAnsi="Times New Roman"/>
-          <w:sz w:val="24"/>
-        </w:rPr>
-      </w:pPr>
-      <w:r>
-        <w:rPr>
-          <w:rFonts w:ascii="Times New Roman" w:hAnsi="Times New Roman"/>
-          <w:sz w:val="24"/>
-        </w:rPr>
-        <w:t>Слава Отцю, і Сину, і Святому Духові* і нині, і повсякчас, і на віки вічні. Амінь.</w:t>
-      </w:r>
-    </w:p>
-    <w:p>
-      <w:pPr>
-        <w:spacing w:line="240" w:lineRule="auto"/>
-        <w:rPr>
-          <w:rFonts w:ascii="Times New Roman" w:hAnsi="Times New Roman"/>
-          <w:sz w:val="24"/>
-        </w:rPr>
-      </w:pPr>
-      <w:r>
-        <w:rPr>
-          <w:rFonts w:ascii="Times New Roman" w:hAnsi="Times New Roman"/>
-          <w:sz w:val="24"/>
-        </w:rPr>
-        <w:t>Отче наш, що єси на небесах,* нехай святиться ім’я твоє,* нехай прийде царство твоє,* нехай буде воля твоя, як на небі, так і на землі.* Хліб наш насущний дай нам сьогодні,* і прости нам провини наші,* як і ми прощаємо винуватцям нашим,* і не введи нас у спокусу,* але визволи нас від лукавого.</w:t>
-      </w:r>
-    </w:p>
-    <w:p>
-      <w:pPr>
-        <w:spacing w:line="240" w:lineRule="auto"/>
-        <w:rPr>
-          <w:rFonts w:ascii="Times New Roman" w:hAnsi="Times New Roman"/>
-          <w:sz w:val="24"/>
-        </w:rPr>
-      </w:pPr>
-      <w:r>
-        <w:rPr>
-          <w:rFonts w:ascii="Times New Roman" w:hAnsi="Times New Roman"/>
-          <w:i/>
-          <w:color w:val="FF0000"/>
-          <w:sz w:val="24"/>
-        </w:rPr>
-        <w:t>Священик</w:t>
-      </w:r>
-      <w:r>
-        <w:rPr>
-          <w:rFonts w:ascii="Times New Roman" w:hAnsi="Times New Roman"/>
-          <w:color w:val="FF0000"/>
-          <w:sz w:val="24"/>
-        </w:rPr>
-        <w:t xml:space="preserve">: </w:t>
-      </w:r>
-      <w:r>
-        <w:rPr>
-          <w:rFonts w:ascii="Times New Roman" w:hAnsi="Times New Roman"/>
-          <w:sz w:val="24"/>
-        </w:rPr>
-        <w:t>Бо твоє є царство, і сила, і слава, Отця, і Сина, і Святого Духа, нині і повсякчас, і на віки вічні.</w:t>
-      </w:r>
-    </w:p>
-    <w:p>
-      <w:pPr>
-        <w:spacing w:line="240" w:lineRule="auto"/>
-        <w:rPr>
-          <w:rFonts w:ascii="Times New Roman" w:hAnsi="Times New Roman"/>
-          <w:sz w:val="24"/>
-        </w:rPr>
-      </w:pPr>
-      <w:r>
-        <w:rPr>
-          <w:rFonts w:ascii="Times New Roman" w:hAnsi="Times New Roman"/>
-          <w:i/>
-          <w:color w:val="FF0000"/>
-          <w:sz w:val="24"/>
-        </w:rPr>
-        <w:t xml:space="preserve">Вірні: </w:t>
-      </w:r>
-      <w:r>
-        <w:rPr>
-          <w:rFonts w:ascii="Times New Roman" w:hAnsi="Times New Roman"/>
-          <w:sz w:val="24"/>
-        </w:rPr>
-        <w:t xml:space="preserve">Амінь. Господи, помилуй </w:t>
+      <w:r>
+        <w:rPr>
+          <w:rFonts w:ascii="Times New Roman" w:hAnsi="Times New Roman"/>
+          <w:sz w:val="24"/>
+        </w:rPr>
+        <w:t xml:space="preserve"> </w:t>
       </w:r>
       <w:r>
         <w:rPr>
@@ -295,13 +307,6 @@
         </w:rPr>
         <w:t>(12 р.)</w:t>
       </w:r>
-      <w:r>
-        <w:rPr>
-          <w:rFonts w:ascii="Times New Roman" w:hAnsi="Times New Roman"/>
-          <w:sz w:val="24"/>
-        </w:rPr>
-        <w:t>.</w:t>
-      </w:r>
     </w:p>
     <w:p>
       <w:pPr>
@@ -335,50 +340,41 @@
     </w:p>
     <w:p>
       <w:pPr>
-        <w:spacing w:line="240" w:lineRule="auto"/>
-        <w:rPr>
-          <w:rFonts w:ascii="Times New Roman" w:hAnsi="Times New Roman"/>
-          <w:sz w:val="24"/>
-        </w:rPr>
-      </w:pPr>
-      <w:r>
-        <w:rPr>
-          <w:rFonts w:ascii="Times New Roman" w:hAnsi="Times New Roman"/>
-          <w:sz w:val="24"/>
-        </w:rPr>
-        <w:t>Прийдіте, поклонімся* Цареві нашому Богу.</w:t>
-      </w:r>
-    </w:p>
-    <w:p>
-      <w:pPr>
-        <w:spacing w:line="240" w:lineRule="auto"/>
-        <w:rPr>
-          <w:rFonts w:ascii="Times New Roman" w:hAnsi="Times New Roman"/>
-          <w:sz w:val="24"/>
-        </w:rPr>
-      </w:pPr>
-      <w:r>
-        <w:rPr>
-          <w:rFonts w:ascii="Times New Roman" w:hAnsi="Times New Roman"/>
-          <w:sz w:val="24"/>
-        </w:rPr>
-        <w:t>Прийдіте, поклонімся* Христові, Цареві нашому Богу.</w:t>
-      </w:r>
-    </w:p>
-    <w:p>
-      <w:pPr>
-        <w:spacing w:line="240" w:lineRule="auto"/>
-        <w:rPr>
-          <w:rFonts w:ascii="Times New Roman" w:hAnsi="Times New Roman"/>
-          <w:sz w:val="24"/>
-        </w:rPr>
-      </w:pPr>
-      <w:r>
-        <w:rPr>
-          <w:rFonts w:ascii="Times New Roman" w:hAnsi="Times New Roman"/>
-          <w:sz w:val="24"/>
-        </w:rPr>
-        <w:t>Прийдіте, поклонімся і припадім* до самого Господа Ісуса Христа, Царя і Бога нашого.</w:t>
+        <w:spacing w:after="120"/>
+        <w:jc w:val="both"/>
+      </w:pPr>
+      <w:r>
+        <w:rPr>
+          <w:rFonts w:ascii="Times New Roman" w:hAnsi="Times New Roman"/>
+          <w:sz w:val="24"/>
+        </w:rPr>
+        <w:t>Прийді́те, поклоні́мся* царе́ві на́шому – Бо́гу.</w:t>
+      </w:r>
+    </w:p>
+    <w:p>
+      <w:pPr>
+        <w:spacing w:after="120"/>
+        <w:jc w:val="both"/>
+      </w:pPr>
+      <w:r>
+        <w:rPr>
+          <w:rFonts w:ascii="Times New Roman" w:hAnsi="Times New Roman"/>
+          <w:sz w:val="24"/>
+        </w:rPr>
+        <w:t>Прийді́те, поклоні́мся* Христо́ві, царе́ві на́шому – Бо́гу.</w:t>
+      </w:r>
+    </w:p>
+    <w:p>
+      <w:pPr>
+        <w:spacing w:after="120"/>
+        <w:jc w:val="both"/>
+      </w:pPr>
+      <w:r>
+        <w:rPr>
+          <w:rFonts w:ascii="Times New Roman" w:hAnsi="Times New Roman"/>
+          <w:sz w:val="24"/>
+        </w:rPr>
+        <w:t>Прийді́те, поклоні́мся і припаді́м* до само́го Го́спода Ісу́са Христа́ – царя́ і Бо́га на́шого.</w:t>
       </w:r>
     </w:p>
     <w:p>
@@ -1136,18 +1132,15 @@
     </w:p>
     <w:p>
       <w:pPr>
-        <w:spacing w:line="240" w:lineRule="auto"/>
-        <w:rPr>
-          <w:rFonts w:ascii="Times New Roman" w:hAnsi="Times New Roman"/>
-          <w:sz w:val="24"/>
-        </w:rPr>
-      </w:pPr>
-      <w:r>
-        <w:rPr>
-          <w:rFonts w:ascii="Times New Roman" w:hAnsi="Times New Roman"/>
-          <w:sz w:val="24"/>
-        </w:rPr>
-        <w:t xml:space="preserve">Господи, помилуй </w:t>
+        <w:spacing w:after="120"/>
+        <w:jc w:val="both"/>
+      </w:pPr>
+      <w:r>
+        <w:rPr>
+          <w:rFonts w:ascii="Times New Roman" w:hAnsi="Times New Roman"/>
+          <w:sz w:val="24"/>
+        </w:rPr>
+        <w:t xml:space="preserve">Господи, помилуй. </w:t>
       </w:r>
       <w:r>
         <w:rPr>
@@ -1158,13 +1151,6 @@
         </w:rPr>
         <w:t>(3 р.)</w:t>
       </w:r>
-      <w:r>
-        <w:rPr>
-          <w:rFonts w:ascii="Times New Roman" w:hAnsi="Times New Roman"/>
-          <w:sz w:val="24"/>
-        </w:rPr>
-        <w:t>.</w:t>
-      </w:r>
     </w:p>
     <w:p>
       <w:pPr>
@@ -1331,18 +1317,15 @@
     </w:p>
     <w:p>
       <w:pPr>
-        <w:spacing w:line="240" w:lineRule="auto"/>
-        <w:rPr>
-          <w:rFonts w:ascii="Times New Roman" w:hAnsi="Times New Roman"/>
-          <w:sz w:val="24"/>
-        </w:rPr>
-      </w:pPr>
-      <w:r>
-        <w:rPr>
-          <w:rFonts w:ascii="Times New Roman" w:hAnsi="Times New Roman"/>
-          <w:sz w:val="24"/>
-        </w:rPr>
-        <w:t xml:space="preserve">Святий Боже, святий Кріпкий, святий Безсмертний, помилуй нас </w:t>
+        <w:spacing w:after="120"/>
+        <w:jc w:val="both"/>
+      </w:pPr>
+      <w:r>
+        <w:rPr>
+          <w:rFonts w:ascii="Times New Roman" w:hAnsi="Times New Roman"/>
+          <w:sz w:val="24"/>
+        </w:rPr>
+        <w:t xml:space="preserve">Святий Боже, святий Кріпкий, святий Безсмертний, помилуй нас. </w:t>
       </w:r>
       <w:r>
         <w:rPr>
@@ -1353,13 +1336,6 @@
         </w:rPr>
         <w:t>(3 р.)</w:t>
       </w:r>
-      <w:r>
-        <w:rPr>
-          <w:rFonts w:ascii="Times New Roman" w:hAnsi="Times New Roman"/>
-          <w:sz w:val="24"/>
-        </w:rPr>
-        <w:t>.</w:t>
-      </w:r>
     </w:p>
     <w:p>
       <w:pPr>
@@ -1395,18 +1371,15 @@
     </w:p>
     <w:p>
       <w:pPr>
-        <w:spacing w:line="240" w:lineRule="auto"/>
-        <w:rPr>
-          <w:rFonts w:ascii="Times New Roman" w:hAnsi="Times New Roman"/>
-          <w:sz w:val="24"/>
-        </w:rPr>
-      </w:pPr>
-      <w:r>
-        <w:rPr>
-          <w:rFonts w:ascii="Times New Roman" w:hAnsi="Times New Roman"/>
-          <w:sz w:val="24"/>
-        </w:rPr>
-        <w:t xml:space="preserve">Господи, помилуй </w:t>
+        <w:spacing w:after="120"/>
+        <w:jc w:val="both"/>
+      </w:pPr>
+      <w:r>
+        <w:rPr>
+          <w:rFonts w:ascii="Times New Roman" w:hAnsi="Times New Roman"/>
+          <w:sz w:val="24"/>
+        </w:rPr>
+        <w:t xml:space="preserve">Господи, помилуй. </w:t>
       </w:r>
       <w:r>
         <w:rPr>
@@ -1416,13 +1389,6 @@
           <w:sz w:val="24"/>
         </w:rPr>
         <w:t>(3 р.)</w:t>
-      </w:r>
-      <w:r>
-        <w:rPr>
-          <w:rFonts w:ascii="Times New Roman" w:hAnsi="Times New Roman"/>
-          <w:sz w:val="24"/>
-        </w:rPr>
-        <w:t>.</w:t>
       </w:r>
     </w:p>
     <w:p>
@@ -1687,18 +1653,15 @@
     </w:p>
     <w:p>
       <w:pPr>
-        <w:spacing w:line="240" w:lineRule="auto"/>
-        <w:rPr>
-          <w:rFonts w:ascii="Times New Roman" w:hAnsi="Times New Roman"/>
-          <w:sz w:val="24"/>
-        </w:rPr>
-      </w:pPr>
-      <w:r>
-        <w:rPr>
-          <w:rFonts w:ascii="Times New Roman" w:hAnsi="Times New Roman"/>
-          <w:sz w:val="24"/>
-        </w:rPr>
-        <w:t xml:space="preserve">Господи, помилуй </w:t>
+        <w:spacing w:after="120"/>
+        <w:jc w:val="both"/>
+      </w:pPr>
+      <w:r>
+        <w:rPr>
+          <w:rFonts w:ascii="Times New Roman" w:hAnsi="Times New Roman"/>
+          <w:sz w:val="24"/>
+        </w:rPr>
+        <w:t xml:space="preserve">Господи, помилуй. </w:t>
       </w:r>
       <w:r>
         <w:rPr>
@@ -1709,13 +1672,6 @@
         </w:rPr>
         <w:t>(3 р.)</w:t>
       </w:r>
-      <w:r>
-        <w:rPr>
-          <w:rFonts w:ascii="Times New Roman" w:hAnsi="Times New Roman"/>
-          <w:sz w:val="24"/>
-        </w:rPr>
-        <w:t>.</w:t>
-      </w:r>
     </w:p>
     <w:p>
       <w:pPr>
@@ -1916,27 +1872,32 @@
     </w:p>
     <w:p>
       <w:pPr>
-        <w:spacing w:line="240" w:lineRule="auto"/>
-        <w:rPr>
-          <w:rFonts w:ascii="Times New Roman" w:hAnsi="Times New Roman"/>
-          <w:sz w:val="24"/>
-        </w:rPr>
-      </w:pPr>
-      <w:r>
-        <w:rPr>
-          <w:rFonts w:ascii="Times New Roman" w:hAnsi="Times New Roman"/>
-          <w:i/>
-          <w:color w:val="FF0000"/>
-          <w:sz w:val="24"/>
-        </w:rPr>
-        <w:t xml:space="preserve">Священик: </w:t>
-      </w:r>
-      <w:r>
-        <w:rPr>
-          <w:rFonts w:ascii="Times New Roman" w:hAnsi="Times New Roman"/>
-          <w:sz w:val="24"/>
-        </w:rPr>
-        <w:t>Слава тобі, Христе Боже, надіє наша, слава тобі!</w:t>
+        <w:spacing w:after="120"/>
+        <w:jc w:val="both"/>
+      </w:pPr>
+      <w:r>
+        <w:rPr>
+          <w:rFonts w:ascii="Times New Roman" w:hAnsi="Times New Roman"/>
+          <w:i/>
+          <w:color w:val="FF0000"/>
+          <w:sz w:val="24"/>
+        </w:rPr>
+        <w:t>Священик:</w:t>
+      </w:r>
+      <w:r>
+        <w:rPr>
+          <w:rFonts w:ascii="Times New Roman" w:hAnsi="Times New Roman"/>
+          <w:color w:val="FF0000"/>
+          <w:sz w:val="24"/>
+        </w:rPr>
+        <w:t xml:space="preserve"> </w:t>
+      </w:r>
+      <w:r>
+        <w:rPr>
+          <w:rFonts w:ascii="Times New Roman" w:hAnsi="Times New Roman"/>
+          <w:sz w:val="24"/>
+        </w:rPr>
+        <w:t>Слава тобі, Христе Боже, уповання наше, слава тобі!</w:t>
       </w:r>
     </w:p>
     <w:p>
@@ -2107,6 +2068,192 @@
     </w:p>
     <w:p>
       <w:pPr>
+        <w:spacing w:after="120"/>
+      </w:pPr>
+      <w:r>
+        <w:rPr>
+          <w:rFonts w:ascii="Times New Roman" w:hAnsi="Times New Roman"/>
+          <w:i/>
+          <w:color w:val="FF0000"/>
+          <w:sz w:val="24"/>
+        </w:rPr>
+        <w:t>Вірні:</w:t>
+      </w:r>
+      <w:r>
+        <w:rPr>
+          <w:rFonts w:ascii="Times New Roman" w:hAnsi="Times New Roman"/>
+          <w:color w:val="FF0000"/>
+          <w:sz w:val="24"/>
+        </w:rPr>
+        <w:t xml:space="preserve"> </w:t>
+      </w:r>
+      <w:r>
+        <w:rPr>
+          <w:rFonts w:ascii="Times New Roman" w:hAnsi="Times New Roman"/>
+          <w:sz w:val="24"/>
+        </w:rPr>
+        <w:t>Амі́нь.</w:t>
+      </w:r>
+    </w:p>
+    <w:p>
+      <w:pPr>
+        <w:spacing w:after="120"/>
+      </w:pPr>
+      <w:r>
+        <w:rPr>
+          <w:rFonts w:ascii="Times New Roman" w:hAnsi="Times New Roman"/>
+          <w:sz w:val="24"/>
+        </w:rPr>
+        <w:t>Сла́ва Тобі́, Бо́же наш, сла́ва Тобі́.</w:t>
+      </w:r>
+    </w:p>
+    <w:p>
+      <w:pPr>
+        <w:spacing w:after="120"/>
+      </w:pPr>
+      <w:r>
+        <w:rPr>
+          <w:rFonts w:ascii="Times New Roman" w:hAnsi="Times New Roman"/>
+          <w:sz w:val="24"/>
+        </w:rPr>
+        <w:t>Ца́рю небе́сний, утіши́телю, Ду́ше íстини,* що всю́ди єси́ і все наповня́єш,* скарбни́це благ і життя́ пода́телю,* прийди́, і всели́ся в нас,* і очи́сти нас від уся́кої скве́рни,* і спаси́, благи́й, ду́ші на́ші.</w:t>
+      </w:r>
+    </w:p>
+    <w:p>
+      <w:pPr>
+        <w:spacing w:after="120"/>
+        <w:jc w:val="both"/>
+      </w:pPr>
+      <w:r>
+        <w:rPr>
+          <w:rFonts w:ascii="Times New Roman" w:hAnsi="Times New Roman"/>
+          <w:sz w:val="24"/>
+        </w:rPr>
+        <w:t xml:space="preserve">Святий Боже, святий Кріпкий, святий Безсмертний, помилуй нас. </w:t>
+      </w:r>
+      <w:r>
+        <w:rPr>
+          <w:rFonts w:ascii="Times New Roman" w:hAnsi="Times New Roman"/>
+          <w:i/>
+          <w:color w:val="FF0000"/>
+          <w:sz w:val="24"/>
+        </w:rPr>
+        <w:t>(3 р.)</w:t>
+      </w:r>
+    </w:p>
+    <w:p>
+      <w:pPr>
+        <w:spacing w:line="240" w:lineRule="auto"/>
+        <w:rPr>
+          <w:rFonts w:ascii="Times New Roman" w:hAnsi="Times New Roman"/>
+          <w:sz w:val="24"/>
+        </w:rPr>
+      </w:pPr>
+      <w:r>
+        <w:rPr>
+          <w:rFonts w:ascii="Times New Roman" w:hAnsi="Times New Roman"/>
+          <w:sz w:val="24"/>
+        </w:rPr>
+        <w:t>Слава Отцю, і Сину, і Святому Духові,* і нині і повсякчас, і на віки вічні. Амінь.</w:t>
+      </w:r>
+    </w:p>
+    <w:p>
+      <w:pPr>
+        <w:spacing w:line="240" w:lineRule="auto"/>
+        <w:rPr>
+          <w:rFonts w:ascii="Times New Roman" w:hAnsi="Times New Roman"/>
+          <w:sz w:val="24"/>
+        </w:rPr>
+      </w:pPr>
+      <w:r>
+        <w:rPr>
+          <w:rFonts w:ascii="Times New Roman" w:hAnsi="Times New Roman"/>
+          <w:sz w:val="24"/>
+        </w:rPr>
+        <w:t>Пресвята Тройце, помилуй нас;* Господи, очисти гріхи наші;* Владико, прости беззаконня наші;* Святий, завітай і зціли немочі наші імени твого ради.</w:t>
+      </w:r>
+    </w:p>
+    <w:p>
+      <w:pPr>
+        <w:spacing w:after="120"/>
+        <w:jc w:val="both"/>
+      </w:pPr>
+      <w:r>
+        <w:rPr>
+          <w:rFonts w:ascii="Times New Roman" w:hAnsi="Times New Roman"/>
+          <w:sz w:val="24"/>
+        </w:rPr>
+        <w:t xml:space="preserve">Господи, помилуй. </w:t>
+      </w:r>
+      <w:r>
+        <w:rPr>
+          <w:rFonts w:ascii="Times New Roman" w:hAnsi="Times New Roman"/>
+          <w:i/>
+          <w:color w:val="FF0000"/>
+          <w:sz w:val="24"/>
+        </w:rPr>
+        <w:t>(3 р.)</w:t>
+      </w:r>
+    </w:p>
+    <w:p>
+      <w:pPr>
+        <w:spacing w:line="240" w:lineRule="auto"/>
+        <w:rPr>
+          <w:rFonts w:ascii="Times New Roman" w:hAnsi="Times New Roman"/>
+          <w:sz w:val="24"/>
+        </w:rPr>
+      </w:pPr>
+      <w:r>
+        <w:rPr>
+          <w:rFonts w:ascii="Times New Roman" w:hAnsi="Times New Roman"/>
+          <w:sz w:val="24"/>
+        </w:rPr>
+        <w:t>Слава Отцю, і Сину, і Святому Духові,* і нині і повсякчас, і на віки вічні. Амінь.</w:t>
+      </w:r>
+    </w:p>
+    <w:p>
+      <w:pPr>
+        <w:spacing w:line="240" w:lineRule="auto"/>
+        <w:rPr>
+          <w:rFonts w:ascii="Times New Roman" w:hAnsi="Times New Roman"/>
+          <w:sz w:val="24"/>
+        </w:rPr>
+      </w:pPr>
+      <w:r>
+        <w:rPr>
+          <w:rFonts w:ascii="Times New Roman" w:hAnsi="Times New Roman"/>
+          <w:sz w:val="24"/>
+        </w:rPr>
+        <w:t>Отче наш, що єси на небесах,* нехай святиться ім’я твоє,* нехай прийде царство твоє,* нехай буде воля твоя, як на небі, так і на землі.* Хліб наш насущний дай нам сьогодні,* і прости нам провини наші,* як і ми прощаємо винуватцям нашим,* і не введи нас у спокусу,* але визволи нас від лукавого.</w:t>
+      </w:r>
+    </w:p>
+    <w:p>
+      <w:pPr>
+        <w:spacing w:line="240" w:lineRule="auto"/>
+        <w:rPr>
+          <w:rFonts w:ascii="Times New Roman" w:hAnsi="Times New Roman"/>
+          <w:sz w:val="24"/>
+        </w:rPr>
+      </w:pPr>
+      <w:r>
+        <w:rPr>
+          <w:rFonts w:ascii="Times New Roman" w:hAnsi="Times New Roman"/>
+          <w:i/>
+          <w:color w:val="FF0000"/>
+          <w:sz w:val="24"/>
+        </w:rPr>
+        <w:t xml:space="preserve">Священик: </w:t>
+      </w:r>
+      <w:r>
+        <w:rPr>
+          <w:rFonts w:ascii="Times New Roman" w:hAnsi="Times New Roman"/>
+          <w:sz w:val="24"/>
+        </w:rPr>
+        <w:t>Бо твоє є царство, і сила, і слава, Отця, і Сина, і Святого Духа, нині і повсякчас, і на віки вічні.</w:t>
+      </w:r>
+    </w:p>
+    <w:p>
+      <w:pPr>
         <w:spacing w:line="240" w:lineRule="auto"/>
         <w:rPr>
           <w:rFonts w:ascii="Times New Roman" w:hAnsi="Times New Roman"/>
@@ -2127,48 +2274,32 @@
           <w:rFonts w:ascii="Times New Roman" w:hAnsi="Times New Roman"/>
           <w:sz w:val="24"/>
         </w:rPr>
-        <w:t>Амінь. Слава тобі, Боже наш, слава тобі.</w:t>
-      </w:r>
-    </w:p>
-    <w:p>
-      <w:pPr>
-        <w:spacing w:line="240" w:lineRule="auto"/>
-        <w:rPr>
-          <w:rFonts w:ascii="Times New Roman" w:hAnsi="Times New Roman"/>
-          <w:sz w:val="24"/>
-        </w:rPr>
-      </w:pPr>
-      <w:r>
-        <w:rPr>
-          <w:rFonts w:ascii="Times New Roman" w:hAnsi="Times New Roman"/>
-          <w:sz w:val="24"/>
-        </w:rPr>
-        <w:t>Царю небесний, утішителю, Душе істини,* що всюди єси і все наповняєш,* скарбе дібр і життя подателю,* прийди і вселися в нас,* і очисти нас від усякої скверни,* і спаси, Благий, душі наші.</w:t>
-      </w:r>
-    </w:p>
-    <w:p>
-      <w:pPr>
-        <w:spacing w:line="240" w:lineRule="auto"/>
-        <w:rPr>
-          <w:rFonts w:ascii="Times New Roman" w:hAnsi="Times New Roman"/>
-          <w:sz w:val="24"/>
-        </w:rPr>
-      </w:pPr>
-      <w:r>
-        <w:rPr>
-          <w:rFonts w:ascii="Times New Roman" w:hAnsi="Times New Roman"/>
-          <w:sz w:val="24"/>
-        </w:rPr>
-        <w:t xml:space="preserve">Святий Боже, святий Кріпкий, святий Безсмертний, помилуй нас </w:t>
-      </w:r>
-      <w:r>
-        <w:rPr>
-          <w:rFonts w:ascii="Times New Roman" w:hAnsi="Times New Roman"/>
-          <w:i/>
-          <w:color w:val="FF0000"/>
-          <w:sz w:val="24"/>
-        </w:rPr>
-        <w:t>(3 р.)</w:t>
+        <w:t xml:space="preserve">Амінь. </w:t>
+      </w:r>
+    </w:p>
+    <w:p>
+      <w:pPr>
+        <w:spacing w:line="240" w:lineRule="auto"/>
+        <w:rPr>
+          <w:rFonts w:ascii="Times New Roman" w:hAnsi="Times New Roman"/>
+          <w:sz w:val="24"/>
+        </w:rPr>
+      </w:pPr>
+      <w:r>
+        <w:rPr>
+          <w:rFonts w:ascii="Times New Roman" w:hAnsi="Times New Roman"/>
+          <w:sz w:val="24"/>
+        </w:rPr>
+        <w:t xml:space="preserve">Господи, помилуй </w:t>
+      </w:r>
+      <w:r>
+        <w:rPr>
+          <w:rFonts w:ascii="Times New Roman" w:hAnsi="Times New Roman"/>
+          <w:i/>
+          <w:color w:val="FF0000"/>
+          <w:sz w:val="24"/>
+        </w:rPr>
+        <w:t>(12 р.)</w:t>
       </w:r>
       <w:r>
         <w:rPr>
@@ -2196,228 +2327,41 @@
     </w:p>
     <w:p>
       <w:pPr>
-        <w:spacing w:line="240" w:lineRule="auto"/>
-        <w:rPr>
-          <w:rFonts w:ascii="Times New Roman" w:hAnsi="Times New Roman"/>
-          <w:sz w:val="24"/>
-        </w:rPr>
-      </w:pPr>
-      <w:r>
-        <w:rPr>
-          <w:rFonts w:ascii="Times New Roman" w:hAnsi="Times New Roman"/>
-          <w:sz w:val="24"/>
-        </w:rPr>
-        <w:t>Пресвята Тройце, помилуй нас;* Господи, очисти гріхи наші;* Владико, прости беззаконня наші;* Святий, завітай і зціли немочі наші імени твого ради.</w:t>
-      </w:r>
-    </w:p>
-    <w:p>
-      <w:pPr>
-        <w:spacing w:line="240" w:lineRule="auto"/>
-        <w:rPr>
-          <w:rFonts w:ascii="Times New Roman" w:hAnsi="Times New Roman"/>
-          <w:sz w:val="24"/>
-        </w:rPr>
-      </w:pPr>
-      <w:r>
-        <w:rPr>
-          <w:rFonts w:ascii="Times New Roman" w:hAnsi="Times New Roman"/>
-          <w:sz w:val="24"/>
-        </w:rPr>
-        <w:t xml:space="preserve">Господи, помилуй </w:t>
-      </w:r>
-      <w:r>
-        <w:rPr>
-          <w:rFonts w:ascii="Times New Roman" w:hAnsi="Times New Roman"/>
-          <w:i/>
-          <w:color w:val="FF0000"/>
-          <w:sz w:val="24"/>
-        </w:rPr>
-        <w:t>(3 р.)</w:t>
-      </w:r>
-      <w:r>
-        <w:rPr>
-          <w:rFonts w:ascii="Times New Roman" w:hAnsi="Times New Roman"/>
-          <w:sz w:val="24"/>
-        </w:rPr>
-        <w:t>.</w:t>
-      </w:r>
-    </w:p>
-    <w:p>
-      <w:pPr>
-        <w:spacing w:line="240" w:lineRule="auto"/>
-        <w:rPr>
-          <w:rFonts w:ascii="Times New Roman" w:hAnsi="Times New Roman"/>
-          <w:sz w:val="24"/>
-        </w:rPr>
-      </w:pPr>
-      <w:r>
-        <w:rPr>
-          <w:rFonts w:ascii="Times New Roman" w:hAnsi="Times New Roman"/>
-          <w:sz w:val="24"/>
-        </w:rPr>
-        <w:t>Слава Отцю, і Сину, і Святому Духові,* і нині і повсякчас, і на віки вічні. Амінь.</w:t>
-      </w:r>
-    </w:p>
-    <w:p>
-      <w:pPr>
-        <w:spacing w:line="240" w:lineRule="auto"/>
-        <w:rPr>
-          <w:rFonts w:ascii="Times New Roman" w:hAnsi="Times New Roman"/>
-          <w:sz w:val="24"/>
-        </w:rPr>
-      </w:pPr>
-      <w:r>
-        <w:rPr>
-          <w:rFonts w:ascii="Times New Roman" w:hAnsi="Times New Roman"/>
-          <w:sz w:val="24"/>
-        </w:rPr>
-        <w:t>Отче наш, що єси на небесах,* нехай святиться ім’я твоє,* нехай прийде царство твоє,* нехай буде воля твоя, як на небі, так і на землі.* Хліб наш насущний дай нам сьогодні,* і прости нам провини наші,* як і ми прощаємо винуватцям нашим,* і не введи нас у спокусу,* але визволи нас від лукавого.</w:t>
-      </w:r>
-    </w:p>
-    <w:p>
-      <w:pPr>
-        <w:spacing w:line="240" w:lineRule="auto"/>
-        <w:rPr>
-          <w:rFonts w:ascii="Times New Roman" w:hAnsi="Times New Roman"/>
-          <w:sz w:val="24"/>
-        </w:rPr>
-      </w:pPr>
-      <w:r>
-        <w:rPr>
-          <w:rFonts w:ascii="Times New Roman" w:hAnsi="Times New Roman"/>
-          <w:i/>
-          <w:color w:val="FF0000"/>
-          <w:sz w:val="24"/>
-        </w:rPr>
-        <w:t xml:space="preserve">Священик: </w:t>
-      </w:r>
-      <w:r>
-        <w:rPr>
-          <w:rFonts w:ascii="Times New Roman" w:hAnsi="Times New Roman"/>
-          <w:sz w:val="24"/>
-        </w:rPr>
-        <w:t>Бо твоє є царство, і сила, і слава, Отця, і Сина, і Святого Духа, нині і повсякчас, і на віки вічні.</w:t>
-      </w:r>
-    </w:p>
-    <w:p>
-      <w:pPr>
-        <w:spacing w:line="240" w:lineRule="auto"/>
-        <w:rPr>
-          <w:rFonts w:ascii="Times New Roman" w:hAnsi="Times New Roman"/>
-          <w:sz w:val="24"/>
-        </w:rPr>
-      </w:pPr>
-      <w:r>
-        <w:rPr>
-          <w:rFonts w:ascii="Times New Roman" w:hAnsi="Times New Roman"/>
-          <w:i/>
-          <w:color w:val="FF0000"/>
-          <w:sz w:val="24"/>
-        </w:rPr>
-        <w:t xml:space="preserve">Вірні: </w:t>
-      </w:r>
-      <w:r>
-        <w:rPr>
-          <w:rFonts w:ascii="Times New Roman" w:hAnsi="Times New Roman"/>
-          <w:sz w:val="24"/>
-        </w:rPr>
-        <w:t xml:space="preserve">Амінь. </w:t>
-      </w:r>
-    </w:p>
-    <w:p>
-      <w:pPr>
-        <w:spacing w:line="240" w:lineRule="auto"/>
-        <w:rPr>
-          <w:rFonts w:ascii="Times New Roman" w:hAnsi="Times New Roman"/>
-          <w:sz w:val="24"/>
-        </w:rPr>
-      </w:pPr>
-      <w:r>
-        <w:rPr>
-          <w:rFonts w:ascii="Times New Roman" w:hAnsi="Times New Roman"/>
-          <w:sz w:val="24"/>
-        </w:rPr>
-        <w:t xml:space="preserve">Господи, помилуй </w:t>
-      </w:r>
-      <w:r>
-        <w:rPr>
-          <w:rFonts w:ascii="Times New Roman" w:hAnsi="Times New Roman"/>
-          <w:i/>
-          <w:color w:val="FF0000"/>
-          <w:sz w:val="24"/>
-        </w:rPr>
-        <w:t>(12 р.)</w:t>
-      </w:r>
-      <w:r>
-        <w:rPr>
-          <w:rFonts w:ascii="Times New Roman" w:hAnsi="Times New Roman"/>
-          <w:sz w:val="24"/>
-        </w:rPr>
-        <w:t>.</w:t>
-      </w:r>
-    </w:p>
-    <w:p>
-      <w:pPr>
-        <w:spacing w:line="240" w:lineRule="auto"/>
-        <w:rPr>
-          <w:rFonts w:ascii="Times New Roman" w:hAnsi="Times New Roman"/>
-          <w:sz w:val="24"/>
-        </w:rPr>
-      </w:pPr>
-      <w:r>
-        <w:rPr>
-          <w:rFonts w:ascii="Times New Roman" w:hAnsi="Times New Roman"/>
-          <w:sz w:val="24"/>
-        </w:rPr>
-        <w:t>Слава Отцю, і Сину, і Святому Духові,* і нині і повсякчас, і на віки вічні. Амінь.</w:t>
-      </w:r>
-    </w:p>
-    <w:p>
-      <w:pPr>
-        <w:spacing w:line="240" w:lineRule="auto"/>
-        <w:rPr>
-          <w:rFonts w:ascii="Times New Roman" w:hAnsi="Times New Roman"/>
-          <w:sz w:val="24"/>
-        </w:rPr>
-      </w:pPr>
-      <w:r>
-        <w:rPr>
-          <w:rFonts w:ascii="Times New Roman" w:hAnsi="Times New Roman"/>
-          <w:sz w:val="24"/>
-        </w:rPr>
-        <w:t>Прийдіте, поклонімся* Цареві нашому Богу.</w:t>
-      </w:r>
-    </w:p>
-    <w:p>
-      <w:pPr>
-        <w:spacing w:line="240" w:lineRule="auto"/>
-        <w:rPr>
-          <w:rFonts w:ascii="Times New Roman" w:hAnsi="Times New Roman"/>
-          <w:sz w:val="24"/>
-        </w:rPr>
-      </w:pPr>
-      <w:r>
-        <w:rPr>
-          <w:rFonts w:ascii="Times New Roman" w:hAnsi="Times New Roman"/>
-          <w:sz w:val="24"/>
-        </w:rPr>
-        <w:t>Прийдіте, поклонімся* Христові, Цареві нашому Богу.</w:t>
-      </w:r>
-    </w:p>
-    <w:p>
-      <w:pPr>
-        <w:spacing w:line="240" w:lineRule="auto"/>
-        <w:rPr>
-          <w:rFonts w:ascii="Times New Roman" w:hAnsi="Times New Roman"/>
-          <w:sz w:val="24"/>
-        </w:rPr>
-      </w:pPr>
-      <w:r>
-        <w:rPr>
-          <w:rFonts w:ascii="Times New Roman" w:hAnsi="Times New Roman"/>
-          <w:sz w:val="24"/>
-        </w:rPr>
-        <w:t>Прийдіте, поклонімся і припадім* до самого Господа Ісуса Христа, Царя і Бога нашого.</w:t>
+        <w:spacing w:after="120"/>
+        <w:jc w:val="both"/>
+      </w:pPr>
+      <w:r>
+        <w:rPr>
+          <w:rFonts w:ascii="Times New Roman" w:hAnsi="Times New Roman"/>
+          <w:sz w:val="24"/>
+        </w:rPr>
+        <w:t>Прийді́те, поклоні́мся* царе́ві на́шому – Бо́гу.</w:t>
+      </w:r>
+    </w:p>
+    <w:p>
+      <w:pPr>
+        <w:spacing w:after="120"/>
+        <w:jc w:val="both"/>
+      </w:pPr>
+      <w:r>
+        <w:rPr>
+          <w:rFonts w:ascii="Times New Roman" w:hAnsi="Times New Roman"/>
+          <w:sz w:val="24"/>
+        </w:rPr>
+        <w:t>Прийді́те, поклоні́мся* Христо́ві, царе́ві на́шому – Бо́гу.</w:t>
+      </w:r>
+    </w:p>
+    <w:p>
+      <w:pPr>
+        <w:spacing w:after="120"/>
+        <w:jc w:val="both"/>
+      </w:pPr>
+      <w:r>
+        <w:rPr>
+          <w:rFonts w:ascii="Times New Roman" w:hAnsi="Times New Roman"/>
+          <w:sz w:val="24"/>
+        </w:rPr>
+        <w:t>Прийді́те, поклоні́мся і припаді́м* до само́го Го́спода Ісу́са Христа́ – царя́ і Бо́га на́шого.</w:t>
       </w:r>
     </w:p>
     <w:p>
@@ -3528,18 +3472,15 @@
     </w:p>
     <w:p>
       <w:pPr>
-        <w:spacing w:line="240" w:lineRule="auto"/>
-        <w:rPr>
-          <w:rFonts w:ascii="Times New Roman" w:hAnsi="Times New Roman"/>
-          <w:sz w:val="24"/>
-        </w:rPr>
-      </w:pPr>
-      <w:r>
-        <w:rPr>
-          <w:rFonts w:ascii="Times New Roman" w:hAnsi="Times New Roman"/>
-          <w:sz w:val="24"/>
-        </w:rPr>
-        <w:t xml:space="preserve">Господи, помилуй </w:t>
+        <w:spacing w:after="120"/>
+        <w:jc w:val="both"/>
+      </w:pPr>
+      <w:r>
+        <w:rPr>
+          <w:rFonts w:ascii="Times New Roman" w:hAnsi="Times New Roman"/>
+          <w:sz w:val="24"/>
+        </w:rPr>
+        <w:t xml:space="preserve">Господи, помилуй. </w:t>
       </w:r>
       <w:r>
         <w:rPr>
@@ -3549,13 +3490,6 @@
           <w:sz w:val="24"/>
         </w:rPr>
         <w:t>(3 р.)</w:t>
-      </w:r>
-      <w:r>
-        <w:rPr>
-          <w:rFonts w:ascii="Times New Roman" w:hAnsi="Times New Roman"/>
-          <w:sz w:val="24"/>
-        </w:rPr>
-        <w:t>.</w:t>
       </w:r>
     </w:p>
     <w:p>
@@ -3741,18 +3675,15 @@
     </w:p>
     <w:p>
       <w:pPr>
-        <w:spacing w:line="240" w:lineRule="auto"/>
-        <w:rPr>
-          <w:rFonts w:ascii="Times New Roman" w:hAnsi="Times New Roman"/>
-          <w:sz w:val="24"/>
-        </w:rPr>
-      </w:pPr>
-      <w:r>
-        <w:rPr>
-          <w:rFonts w:ascii="Times New Roman" w:hAnsi="Times New Roman"/>
-          <w:sz w:val="24"/>
-        </w:rPr>
-        <w:t xml:space="preserve">Святий Боже, святий Кріпкий, святий Безсмертний, помилуй нас </w:t>
+        <w:spacing w:after="120"/>
+        <w:jc w:val="both"/>
+      </w:pPr>
+      <w:r>
+        <w:rPr>
+          <w:rFonts w:ascii="Times New Roman" w:hAnsi="Times New Roman"/>
+          <w:sz w:val="24"/>
+        </w:rPr>
+        <w:t xml:space="preserve">Святий Боже, святий Кріпкий, святий Безсмертний, помилуй нас. </w:t>
       </w:r>
       <w:r>
         <w:rPr>
@@ -3763,13 +3694,6 @@
         </w:rPr>
         <w:t>(3 р.)</w:t>
       </w:r>
-      <w:r>
-        <w:rPr>
-          <w:rFonts w:ascii="Times New Roman" w:hAnsi="Times New Roman"/>
-          <w:sz w:val="24"/>
-        </w:rPr>
-        <w:t>.</w:t>
-      </w:r>
     </w:p>
     <w:p>
       <w:pPr>
@@ -3805,18 +3729,15 @@
     </w:p>
     <w:p>
       <w:pPr>
-        <w:spacing w:line="240" w:lineRule="auto"/>
-        <w:rPr>
-          <w:rFonts w:ascii="Times New Roman" w:hAnsi="Times New Roman"/>
-          <w:sz w:val="24"/>
-        </w:rPr>
-      </w:pPr>
-      <w:r>
-        <w:rPr>
-          <w:rFonts w:ascii="Times New Roman" w:hAnsi="Times New Roman"/>
-          <w:sz w:val="24"/>
-        </w:rPr>
-        <w:t xml:space="preserve">Господи, помилуй </w:t>
+        <w:spacing w:after="120"/>
+        <w:jc w:val="both"/>
+      </w:pPr>
+      <w:r>
+        <w:rPr>
+          <w:rFonts w:ascii="Times New Roman" w:hAnsi="Times New Roman"/>
+          <w:sz w:val="24"/>
+        </w:rPr>
+        <w:t xml:space="preserve">Господи, помилуй. </w:t>
       </w:r>
       <w:r>
         <w:rPr>
@@ -3826,13 +3747,6 @@
           <w:sz w:val="24"/>
         </w:rPr>
         <w:t>(3 р.)</w:t>
-      </w:r>
-      <w:r>
-        <w:rPr>
-          <w:rFonts w:ascii="Times New Roman" w:hAnsi="Times New Roman"/>
-          <w:sz w:val="24"/>
-        </w:rPr>
-        <w:t>.</w:t>
       </w:r>
     </w:p>
     <w:p>
@@ -4085,18 +3999,15 @@
     </w:p>
     <w:p>
       <w:pPr>
-        <w:spacing w:line="240" w:lineRule="auto"/>
-        <w:rPr>
-          <w:rFonts w:ascii="Times New Roman" w:hAnsi="Times New Roman"/>
-          <w:sz w:val="24"/>
-        </w:rPr>
-      </w:pPr>
-      <w:r>
-        <w:rPr>
-          <w:rFonts w:ascii="Times New Roman" w:hAnsi="Times New Roman"/>
-          <w:sz w:val="24"/>
-        </w:rPr>
-        <w:t xml:space="preserve">Господи, помилуй </w:t>
+        <w:spacing w:after="120"/>
+        <w:jc w:val="both"/>
+      </w:pPr>
+      <w:r>
+        <w:rPr>
+          <w:rFonts w:ascii="Times New Roman" w:hAnsi="Times New Roman"/>
+          <w:sz w:val="24"/>
+        </w:rPr>
+        <w:t xml:space="preserve">Господи, помилуй. </w:t>
       </w:r>
       <w:r>
         <w:rPr>
@@ -4106,13 +4017,6 @@
           <w:sz w:val="24"/>
         </w:rPr>
         <w:t>(3 р.)</w:t>
-      </w:r>
-      <w:r>
-        <w:rPr>
-          <w:rFonts w:ascii="Times New Roman" w:hAnsi="Times New Roman"/>
-          <w:sz w:val="24"/>
-        </w:rPr>
-        <w:t>.</w:t>
       </w:r>
     </w:p>
     <w:p>
@@ -4376,27 +4280,32 @@
     </w:p>
     <w:p>
       <w:pPr>
-        <w:spacing w:line="240" w:lineRule="auto"/>
-        <w:rPr>
-          <w:rFonts w:ascii="Times New Roman" w:hAnsi="Times New Roman"/>
-          <w:sz w:val="24"/>
-        </w:rPr>
-      </w:pPr>
-      <w:r>
-        <w:rPr>
-          <w:rFonts w:ascii="Times New Roman" w:hAnsi="Times New Roman"/>
-          <w:i/>
-          <w:color w:val="FF0000"/>
-          <w:sz w:val="24"/>
-        </w:rPr>
-        <w:t xml:space="preserve">Священик: </w:t>
-      </w:r>
-      <w:r>
-        <w:rPr>
-          <w:rFonts w:ascii="Times New Roman" w:hAnsi="Times New Roman"/>
-          <w:sz w:val="24"/>
-        </w:rPr>
-        <w:t>Слава тобі, Христе Боже, надіє наша, слава тобі!</w:t>
+        <w:spacing w:after="120"/>
+        <w:jc w:val="both"/>
+      </w:pPr>
+      <w:r>
+        <w:rPr>
+          <w:rFonts w:ascii="Times New Roman" w:hAnsi="Times New Roman"/>
+          <w:i/>
+          <w:color w:val="FF0000"/>
+          <w:sz w:val="24"/>
+        </w:rPr>
+        <w:t>Священик:</w:t>
+      </w:r>
+      <w:r>
+        <w:rPr>
+          <w:rFonts w:ascii="Times New Roman" w:hAnsi="Times New Roman"/>
+          <w:color w:val="FF0000"/>
+          <w:sz w:val="24"/>
+        </w:rPr>
+        <w:t xml:space="preserve"> </w:t>
+      </w:r>
+      <w:r>
+        <w:rPr>
+          <w:rFonts w:ascii="Times New Roman" w:hAnsi="Times New Roman"/>
+          <w:sz w:val="24"/>
+        </w:rPr>
+        <w:t>Слава тобі, Христе Боже, уповання наше, слава тобі!</w:t>
       </w:r>
     </w:p>
     <w:p>
@@ -4567,6 +4476,192 @@
     </w:p>
     <w:p>
       <w:pPr>
+        <w:spacing w:after="120"/>
+      </w:pPr>
+      <w:r>
+        <w:rPr>
+          <w:rFonts w:ascii="Times New Roman" w:hAnsi="Times New Roman"/>
+          <w:i/>
+          <w:color w:val="FF0000"/>
+          <w:sz w:val="24"/>
+        </w:rPr>
+        <w:t>Вірні:</w:t>
+      </w:r>
+      <w:r>
+        <w:rPr>
+          <w:rFonts w:ascii="Times New Roman" w:hAnsi="Times New Roman"/>
+          <w:color w:val="FF0000"/>
+          <w:sz w:val="24"/>
+        </w:rPr>
+        <w:t xml:space="preserve"> </w:t>
+      </w:r>
+      <w:r>
+        <w:rPr>
+          <w:rFonts w:ascii="Times New Roman" w:hAnsi="Times New Roman"/>
+          <w:sz w:val="24"/>
+        </w:rPr>
+        <w:t>Амі́нь.</w:t>
+      </w:r>
+    </w:p>
+    <w:p>
+      <w:pPr>
+        <w:spacing w:after="120"/>
+      </w:pPr>
+      <w:r>
+        <w:rPr>
+          <w:rFonts w:ascii="Times New Roman" w:hAnsi="Times New Roman"/>
+          <w:sz w:val="24"/>
+        </w:rPr>
+        <w:t>Сла́ва Тобі́, Бо́же наш, сла́ва Тобі́.</w:t>
+      </w:r>
+    </w:p>
+    <w:p>
+      <w:pPr>
+        <w:spacing w:after="120"/>
+      </w:pPr>
+      <w:r>
+        <w:rPr>
+          <w:rFonts w:ascii="Times New Roman" w:hAnsi="Times New Roman"/>
+          <w:sz w:val="24"/>
+        </w:rPr>
+        <w:t>Ца́рю небе́сний, утіши́телю, Ду́ше íстини,* що всю́ди єси́ і все наповня́єш,* скарбни́це благ і життя́ пода́телю,* прийди́, і всели́ся в нас,* і очи́сти нас від уся́кої скве́рни,* і спаси́, благи́й, ду́ші на́ші.</w:t>
+      </w:r>
+    </w:p>
+    <w:p>
+      <w:pPr>
+        <w:spacing w:after="120"/>
+        <w:jc w:val="both"/>
+      </w:pPr>
+      <w:r>
+        <w:rPr>
+          <w:rFonts w:ascii="Times New Roman" w:hAnsi="Times New Roman"/>
+          <w:sz w:val="24"/>
+        </w:rPr>
+        <w:t xml:space="preserve">Святий Боже, святий Кріпкий, святий Безсмертний, помилуй нас. </w:t>
+      </w:r>
+      <w:r>
+        <w:rPr>
+          <w:rFonts w:ascii="Times New Roman" w:hAnsi="Times New Roman"/>
+          <w:i/>
+          <w:color w:val="FF0000"/>
+          <w:sz w:val="24"/>
+        </w:rPr>
+        <w:t>(3 р.)</w:t>
+      </w:r>
+    </w:p>
+    <w:p>
+      <w:pPr>
+        <w:spacing w:line="240" w:lineRule="auto"/>
+        <w:rPr>
+          <w:rFonts w:ascii="Times New Roman" w:hAnsi="Times New Roman"/>
+          <w:sz w:val="24"/>
+        </w:rPr>
+      </w:pPr>
+      <w:r>
+        <w:rPr>
+          <w:rFonts w:ascii="Times New Roman" w:hAnsi="Times New Roman"/>
+          <w:sz w:val="24"/>
+        </w:rPr>
+        <w:t>Слава Отцю, і Сину, і Святому Духові,* і нині і повсякчас, і на віки вічні. Амінь.</w:t>
+      </w:r>
+    </w:p>
+    <w:p>
+      <w:pPr>
+        <w:spacing w:line="240" w:lineRule="auto"/>
+        <w:rPr>
+          <w:rFonts w:ascii="Times New Roman" w:hAnsi="Times New Roman"/>
+          <w:sz w:val="24"/>
+        </w:rPr>
+      </w:pPr>
+      <w:r>
+        <w:rPr>
+          <w:rFonts w:ascii="Times New Roman" w:hAnsi="Times New Roman"/>
+          <w:sz w:val="24"/>
+        </w:rPr>
+        <w:t>Пресвята Тройце, помилуй нас;* Господи, очисти гріхи наші;* Владико, прости беззаконня наші;* Святий, завітай і зціли немочі наші імени твого ради.</w:t>
+      </w:r>
+    </w:p>
+    <w:p>
+      <w:pPr>
+        <w:spacing w:after="120"/>
+        <w:jc w:val="both"/>
+      </w:pPr>
+      <w:r>
+        <w:rPr>
+          <w:rFonts w:ascii="Times New Roman" w:hAnsi="Times New Roman"/>
+          <w:sz w:val="24"/>
+        </w:rPr>
+        <w:t xml:space="preserve">Господи, помилуй. </w:t>
+      </w:r>
+      <w:r>
+        <w:rPr>
+          <w:rFonts w:ascii="Times New Roman" w:hAnsi="Times New Roman"/>
+          <w:i/>
+          <w:color w:val="FF0000"/>
+          <w:sz w:val="24"/>
+        </w:rPr>
+        <w:t>(3 р.)</w:t>
+      </w:r>
+    </w:p>
+    <w:p>
+      <w:pPr>
+        <w:spacing w:line="240" w:lineRule="auto"/>
+        <w:rPr>
+          <w:rFonts w:ascii="Times New Roman" w:hAnsi="Times New Roman"/>
+          <w:sz w:val="24"/>
+        </w:rPr>
+      </w:pPr>
+      <w:r>
+        <w:rPr>
+          <w:rFonts w:ascii="Times New Roman" w:hAnsi="Times New Roman"/>
+          <w:sz w:val="24"/>
+        </w:rPr>
+        <w:t>Слава Отцю, і Сину, і Святому Духові,* і нині, і повсякчас, і на віки вічні. Амінь.</w:t>
+      </w:r>
+    </w:p>
+    <w:p>
+      <w:pPr>
+        <w:spacing w:line="240" w:lineRule="auto"/>
+        <w:rPr>
+          <w:rFonts w:ascii="Times New Roman" w:hAnsi="Times New Roman"/>
+          <w:sz w:val="24"/>
+        </w:rPr>
+      </w:pPr>
+      <w:r>
+        <w:rPr>
+          <w:rFonts w:ascii="Times New Roman" w:hAnsi="Times New Roman"/>
+          <w:sz w:val="24"/>
+        </w:rPr>
+        <w:t>Отче наш, що єси на небесах,* нехай святиться ім’я твоє,* нехай прийде царство твоє,* нехай буде воля твоя, як на небі, так і на землі.* Хліб наш насущний дай нам сьогодні,* і прости нам провини наші,* як і ми прощаємо винуватцям нашим,* і не введи нас у спокусу,* але визволи нас від лукавого.</w:t>
+      </w:r>
+    </w:p>
+    <w:p>
+      <w:pPr>
+        <w:spacing w:line="240" w:lineRule="auto"/>
+        <w:rPr>
+          <w:rFonts w:ascii="Times New Roman" w:hAnsi="Times New Roman"/>
+          <w:sz w:val="24"/>
+        </w:rPr>
+      </w:pPr>
+      <w:r>
+        <w:rPr>
+          <w:rFonts w:ascii="Times New Roman" w:hAnsi="Times New Roman"/>
+          <w:i/>
+          <w:color w:val="FF0000"/>
+          <w:sz w:val="24"/>
+        </w:rPr>
+        <w:t xml:space="preserve">Священик: </w:t>
+      </w:r>
+      <w:r>
+        <w:rPr>
+          <w:rFonts w:ascii="Times New Roman" w:hAnsi="Times New Roman"/>
+          <w:sz w:val="24"/>
+        </w:rPr>
+        <w:t>Бо твоє є царство, і сила, і слава, Отця, і Сина, і Святого Духа, нині і повсякчас, і на віки вічні.</w:t>
+      </w:r>
+    </w:p>
+    <w:p>
+      <w:pPr>
         <w:spacing w:line="240" w:lineRule="auto"/>
         <w:rPr>
           <w:rFonts w:ascii="Times New Roman" w:hAnsi="Times New Roman"/>
@@ -4587,48 +4682,32 @@
           <w:rFonts w:ascii="Times New Roman" w:hAnsi="Times New Roman"/>
           <w:sz w:val="24"/>
         </w:rPr>
-        <w:t>Амінь. Слава тобі, Боже наш, слава тобі.</w:t>
-      </w:r>
-    </w:p>
-    <w:p>
-      <w:pPr>
-        <w:spacing w:line="240" w:lineRule="auto"/>
-        <w:rPr>
-          <w:rFonts w:ascii="Times New Roman" w:hAnsi="Times New Roman"/>
-          <w:sz w:val="24"/>
-        </w:rPr>
-      </w:pPr>
-      <w:r>
-        <w:rPr>
-          <w:rFonts w:ascii="Times New Roman" w:hAnsi="Times New Roman"/>
-          <w:sz w:val="24"/>
-        </w:rPr>
-        <w:t>Царю небесний, утішителю, Душе істини,* що всюди єси і все наповняєш,* скарбе дібр і життя подателю,* прийди і вселися в нас,* і очисти нас від усякої скверни,* і спаси, Благий, душі наші.</w:t>
-      </w:r>
-    </w:p>
-    <w:p>
-      <w:pPr>
-        <w:spacing w:line="240" w:lineRule="auto"/>
-        <w:rPr>
-          <w:rFonts w:ascii="Times New Roman" w:hAnsi="Times New Roman"/>
-          <w:sz w:val="24"/>
-        </w:rPr>
-      </w:pPr>
-      <w:r>
-        <w:rPr>
-          <w:rFonts w:ascii="Times New Roman" w:hAnsi="Times New Roman"/>
-          <w:sz w:val="24"/>
-        </w:rPr>
-        <w:t xml:space="preserve">Святий Боже, святий Кріпкий, святий Безсмертний, помилуй нас </w:t>
-      </w:r>
-      <w:r>
-        <w:rPr>
-          <w:rFonts w:ascii="Times New Roman" w:hAnsi="Times New Roman"/>
-          <w:i/>
-          <w:color w:val="FF0000"/>
-          <w:sz w:val="24"/>
-        </w:rPr>
-        <w:t>(3 р.)</w:t>
+        <w:t xml:space="preserve">Амінь. </w:t>
+      </w:r>
+    </w:p>
+    <w:p>
+      <w:pPr>
+        <w:spacing w:line="240" w:lineRule="auto"/>
+        <w:rPr>
+          <w:rFonts w:ascii="Times New Roman" w:hAnsi="Times New Roman"/>
+          <w:sz w:val="24"/>
+        </w:rPr>
+      </w:pPr>
+      <w:r>
+        <w:rPr>
+          <w:rFonts w:ascii="Times New Roman" w:hAnsi="Times New Roman"/>
+          <w:sz w:val="24"/>
+        </w:rPr>
+        <w:t xml:space="preserve">Господи, помилуй </w:t>
+      </w:r>
+      <w:r>
+        <w:rPr>
+          <w:rFonts w:ascii="Times New Roman" w:hAnsi="Times New Roman"/>
+          <w:i/>
+          <w:color w:val="FF0000"/>
+          <w:sz w:val="24"/>
+        </w:rPr>
+        <w:t>(12 р.)</w:t>
       </w:r>
       <w:r>
         <w:rPr>
@@ -4651,233 +4730,46 @@
           <w:rFonts w:ascii="Times New Roman" w:hAnsi="Times New Roman"/>
           <w:sz w:val="24"/>
         </w:rPr>
-        <w:t>Слава Отцю, і Сину, і Святому Духові,* і нині і повсякчас, і на віки вічні. Амінь.</w:t>
-      </w:r>
-    </w:p>
-    <w:p>
-      <w:pPr>
-        <w:spacing w:line="240" w:lineRule="auto"/>
-        <w:rPr>
-          <w:rFonts w:ascii="Times New Roman" w:hAnsi="Times New Roman"/>
-          <w:sz w:val="24"/>
-        </w:rPr>
-      </w:pPr>
-      <w:r>
-        <w:rPr>
-          <w:rFonts w:ascii="Times New Roman" w:hAnsi="Times New Roman"/>
-          <w:sz w:val="24"/>
-        </w:rPr>
-        <w:t>Пресвята Тройце, помилуй нас;* Господи, очисти гріхи наші;* Владико, прости беззаконня наші;* Святий, завітай і зціли немочі наші імени твого ради.</w:t>
-      </w:r>
-    </w:p>
-    <w:p>
-      <w:pPr>
-        <w:spacing w:line="240" w:lineRule="auto"/>
-        <w:rPr>
-          <w:rFonts w:ascii="Times New Roman" w:hAnsi="Times New Roman"/>
-          <w:sz w:val="24"/>
-        </w:rPr>
-      </w:pPr>
-      <w:r>
-        <w:rPr>
-          <w:rFonts w:ascii="Times New Roman" w:hAnsi="Times New Roman"/>
-          <w:sz w:val="24"/>
-        </w:rPr>
-        <w:t xml:space="preserve">Господи, помилуй </w:t>
-      </w:r>
-      <w:r>
-        <w:rPr>
-          <w:rFonts w:ascii="Times New Roman" w:hAnsi="Times New Roman"/>
-          <w:i/>
-          <w:color w:val="FF0000"/>
-          <w:sz w:val="24"/>
-        </w:rPr>
-        <w:t>(3 р.)</w:t>
-      </w:r>
-      <w:r>
-        <w:rPr>
-          <w:rFonts w:ascii="Times New Roman" w:hAnsi="Times New Roman"/>
-          <w:sz w:val="24"/>
-        </w:rPr>
-        <w:t>.</w:t>
-      </w:r>
-    </w:p>
-    <w:p>
-      <w:pPr>
-        <w:spacing w:line="240" w:lineRule="auto"/>
-        <w:rPr>
-          <w:rFonts w:ascii="Times New Roman" w:hAnsi="Times New Roman"/>
-          <w:sz w:val="24"/>
-        </w:rPr>
-      </w:pPr>
-      <w:r>
-        <w:rPr>
-          <w:rFonts w:ascii="Times New Roman" w:hAnsi="Times New Roman"/>
-          <w:sz w:val="24"/>
-        </w:rPr>
         <w:t>Слава Отцю, і Сину, і Святому Духові,* і нині, і повсякчас, і на віки вічні. Амінь.</w:t>
       </w:r>
     </w:p>
     <w:p>
       <w:pPr>
-        <w:spacing w:line="240" w:lineRule="auto"/>
-        <w:rPr>
-          <w:rFonts w:ascii="Times New Roman" w:hAnsi="Times New Roman"/>
-          <w:sz w:val="24"/>
-        </w:rPr>
-      </w:pPr>
-      <w:r>
-        <w:rPr>
-          <w:rFonts w:ascii="Times New Roman" w:hAnsi="Times New Roman"/>
-          <w:sz w:val="24"/>
-        </w:rPr>
-        <w:t>Отче наш, що єси на небесах,* нехай святиться ім’я твоє,* нехай прийде царство твоє,* нехай буде воля твоя, як на небі, так і на землі.* Хліб наш насущний дай нам сьогодні,* і прости нам провини наші,* як і ми прощаємо винуватцям нашим,* і не введи нас у спокусу,* але визволи нас від лукавого.</w:t>
-      </w:r>
-    </w:p>
-    <w:p>
-      <w:pPr>
-        <w:spacing w:line="240" w:lineRule="auto"/>
-        <w:rPr>
-          <w:rFonts w:ascii="Times New Roman" w:hAnsi="Times New Roman"/>
-          <w:sz w:val="24"/>
-        </w:rPr>
-      </w:pPr>
-      <w:r>
-        <w:rPr>
-          <w:rFonts w:ascii="Times New Roman" w:hAnsi="Times New Roman"/>
-          <w:i/>
-          <w:color w:val="FF0000"/>
-          <w:sz w:val="24"/>
-        </w:rPr>
-        <w:t xml:space="preserve">Священик: </w:t>
-      </w:r>
-      <w:r>
-        <w:rPr>
-          <w:rFonts w:ascii="Times New Roman" w:hAnsi="Times New Roman"/>
-          <w:sz w:val="24"/>
-        </w:rPr>
-        <w:t>Бо твоє є царство, і сила, і слава, Отця, і Сина, і Святого Духа, нині і повсякчас, і на віки вічні.</w:t>
-      </w:r>
-    </w:p>
-    <w:p>
-      <w:pPr>
-        <w:spacing w:line="240" w:lineRule="auto"/>
-        <w:rPr>
-          <w:rFonts w:ascii="Times New Roman" w:hAnsi="Times New Roman"/>
-          <w:sz w:val="24"/>
-        </w:rPr>
-      </w:pPr>
-      <w:r>
-        <w:rPr>
-          <w:rFonts w:ascii="Times New Roman" w:hAnsi="Times New Roman"/>
-          <w:i/>
-          <w:color w:val="FF0000"/>
-          <w:sz w:val="24"/>
-        </w:rPr>
-        <w:t xml:space="preserve">Вірні: </w:t>
-      </w:r>
-      <w:r>
-        <w:rPr>
-          <w:rFonts w:ascii="Times New Roman" w:hAnsi="Times New Roman"/>
-          <w:sz w:val="24"/>
-        </w:rPr>
-        <w:t xml:space="preserve">Амінь. </w:t>
-      </w:r>
-    </w:p>
-    <w:p>
-      <w:pPr>
-        <w:spacing w:line="240" w:lineRule="auto"/>
-        <w:rPr>
-          <w:rFonts w:ascii="Times New Roman" w:hAnsi="Times New Roman"/>
-          <w:sz w:val="24"/>
-        </w:rPr>
-      </w:pPr>
-      <w:r>
-        <w:rPr>
-          <w:rFonts w:ascii="Times New Roman" w:hAnsi="Times New Roman"/>
-          <w:sz w:val="24"/>
-        </w:rPr>
-        <w:t xml:space="preserve">Господи, помилуй </w:t>
-      </w:r>
-      <w:r>
-        <w:rPr>
-          <w:rFonts w:ascii="Times New Roman" w:hAnsi="Times New Roman"/>
-          <w:i/>
-          <w:color w:val="FF0000"/>
-          <w:sz w:val="24"/>
-        </w:rPr>
-        <w:t>(12 р.)</w:t>
-      </w:r>
-      <w:r>
-        <w:rPr>
-          <w:rFonts w:ascii="Times New Roman" w:hAnsi="Times New Roman"/>
-          <w:sz w:val="24"/>
-        </w:rPr>
-        <w:t>.</w:t>
-      </w:r>
-    </w:p>
-    <w:p>
-      <w:pPr>
-        <w:spacing w:line="240" w:lineRule="auto"/>
-        <w:rPr>
-          <w:rFonts w:ascii="Times New Roman" w:hAnsi="Times New Roman"/>
-          <w:sz w:val="24"/>
-        </w:rPr>
-      </w:pPr>
-      <w:r>
-        <w:rPr>
-          <w:rFonts w:ascii="Times New Roman" w:hAnsi="Times New Roman"/>
-          <w:sz w:val="24"/>
-        </w:rPr>
-        <w:t>Слава Отцю, і Сину, і Святому Духові,* і нині, і повсякчас, і на віки вічні. Амінь.</w:t>
-      </w:r>
-    </w:p>
-    <w:p>
-      <w:pPr>
-        <w:spacing w:line="240" w:lineRule="auto"/>
-        <w:rPr>
-          <w:rFonts w:ascii="Times New Roman" w:hAnsi="Times New Roman"/>
-          <w:sz w:val="24"/>
-        </w:rPr>
-      </w:pPr>
-      <w:r>
-        <w:rPr>
-          <w:rFonts w:ascii="Times New Roman" w:hAnsi="Times New Roman"/>
-          <w:sz w:val="24"/>
-        </w:rPr>
-        <w:t>Прийдіте, поклонімся* Цареві нашому Богу.</w:t>
-      </w:r>
-    </w:p>
-    <w:p>
-      <w:pPr>
-        <w:spacing w:line="240" w:lineRule="auto"/>
-        <w:rPr>
-          <w:rFonts w:ascii="Times New Roman" w:hAnsi="Times New Roman"/>
-          <w:sz w:val="24"/>
-        </w:rPr>
-      </w:pPr>
-      <w:r>
-        <w:rPr>
-          <w:rFonts w:ascii="Times New Roman" w:hAnsi="Times New Roman"/>
-          <w:sz w:val="24"/>
-        </w:rPr>
-        <w:t>Прийдіте, поклонімся* Христові, Цареві нашому Богу.</w:t>
-      </w:r>
-    </w:p>
-    <w:p>
-      <w:pPr>
-        <w:spacing w:line="240" w:lineRule="auto"/>
-        <w:rPr>
-          <w:rFonts w:ascii="Times New Roman" w:hAnsi="Times New Roman"/>
-          <w:sz w:val="24"/>
-        </w:rPr>
-      </w:pPr>
-      <w:r>
-        <w:rPr>
-          <w:rFonts w:ascii="Times New Roman" w:hAnsi="Times New Roman"/>
-          <w:sz w:val="24"/>
-        </w:rPr>
-        <w:t>Прийдіте, поклонімся і припадім* до самого Господа Ісуса Христа, Царя і Бога нашого.</w:t>
+        <w:spacing w:after="120"/>
+        <w:jc w:val="both"/>
+      </w:pPr>
+      <w:r>
+        <w:rPr>
+          <w:rFonts w:ascii="Times New Roman" w:hAnsi="Times New Roman"/>
+          <w:sz w:val="24"/>
+        </w:rPr>
+        <w:t>Прийді́те, поклоні́мся* царе́ві на́шому – Бо́гу.</w:t>
+      </w:r>
+    </w:p>
+    <w:p>
+      <w:pPr>
+        <w:spacing w:after="120"/>
+        <w:jc w:val="both"/>
+      </w:pPr>
+      <w:r>
+        <w:rPr>
+          <w:rFonts w:ascii="Times New Roman" w:hAnsi="Times New Roman"/>
+          <w:sz w:val="24"/>
+        </w:rPr>
+        <w:t>Прийді́те, поклоні́мся* Христо́ві, царе́ві на́шому – Бо́гу.</w:t>
+      </w:r>
+    </w:p>
+    <w:p>
+      <w:pPr>
+        <w:spacing w:after="120"/>
+        <w:jc w:val="both"/>
+      </w:pPr>
+      <w:r>
+        <w:rPr>
+          <w:rFonts w:ascii="Times New Roman" w:hAnsi="Times New Roman"/>
+          <w:sz w:val="24"/>
+        </w:rPr>
+        <w:t>Прийді́те, поклоні́мся і припаді́м* до само́го Го́спода Ісу́са Христа́ – царя́ і Бо́га на́шого.</w:t>
       </w:r>
     </w:p>
     <w:p>
@@ -5748,18 +5640,15 @@
     </w:p>
     <w:p>
       <w:pPr>
-        <w:spacing w:line="240" w:lineRule="auto"/>
-        <w:rPr>
-          <w:rFonts w:ascii="Times New Roman" w:hAnsi="Times New Roman"/>
-          <w:sz w:val="24"/>
-        </w:rPr>
-      </w:pPr>
-      <w:r>
-        <w:rPr>
-          <w:rFonts w:ascii="Times New Roman" w:hAnsi="Times New Roman"/>
-          <w:sz w:val="24"/>
-        </w:rPr>
-        <w:t xml:space="preserve">Господи, помилуй </w:t>
+        <w:spacing w:after="120"/>
+        <w:jc w:val="both"/>
+      </w:pPr>
+      <w:r>
+        <w:rPr>
+          <w:rFonts w:ascii="Times New Roman" w:hAnsi="Times New Roman"/>
+          <w:sz w:val="24"/>
+        </w:rPr>
+        <w:t xml:space="preserve">Господи, помилуй. </w:t>
       </w:r>
       <w:r>
         <w:rPr>
@@ -5770,13 +5659,6 @@
         </w:rPr>
         <w:t>(3 р.)</w:t>
       </w:r>
-      <w:r>
-        <w:rPr>
-          <w:rFonts w:ascii="Times New Roman" w:hAnsi="Times New Roman"/>
-          <w:sz w:val="24"/>
-        </w:rPr>
-        <w:t>.</w:t>
-      </w:r>
     </w:p>
     <w:p>
       <w:pPr>
@@ -5919,18 +5801,15 @@
     </w:p>
     <w:p>
       <w:pPr>
-        <w:spacing w:line="240" w:lineRule="auto"/>
-        <w:rPr>
-          <w:rFonts w:ascii="Times New Roman" w:hAnsi="Times New Roman"/>
-          <w:sz w:val="24"/>
-        </w:rPr>
-      </w:pPr>
-      <w:r>
-        <w:rPr>
-          <w:rFonts w:ascii="Times New Roman" w:hAnsi="Times New Roman"/>
-          <w:sz w:val="24"/>
-        </w:rPr>
-        <w:t xml:space="preserve">Святий Боже, святий Кріпкий, святий Безсмертний, помилуй нас </w:t>
+        <w:spacing w:after="120"/>
+        <w:jc w:val="both"/>
+      </w:pPr>
+      <w:r>
+        <w:rPr>
+          <w:rFonts w:ascii="Times New Roman" w:hAnsi="Times New Roman"/>
+          <w:sz w:val="24"/>
+        </w:rPr>
+        <w:t xml:space="preserve">Святий Боже, святий Кріпкий, святий Безсмертний, помилуй нас. </w:t>
       </w:r>
       <w:r>
         <w:rPr>
@@ -5941,13 +5820,6 @@
         </w:rPr>
         <w:t>(3 р.)</w:t>
       </w:r>
-      <w:r>
-        <w:rPr>
-          <w:rFonts w:ascii="Times New Roman" w:hAnsi="Times New Roman"/>
-          <w:sz w:val="24"/>
-        </w:rPr>
-        <w:t>.</w:t>
-      </w:r>
     </w:p>
     <w:p>
       <w:pPr>
@@ -5983,18 +5855,15 @@
     </w:p>
     <w:p>
       <w:pPr>
-        <w:spacing w:line="240" w:lineRule="auto"/>
-        <w:rPr>
-          <w:rFonts w:ascii="Times New Roman" w:hAnsi="Times New Roman"/>
-          <w:sz w:val="24"/>
-        </w:rPr>
-      </w:pPr>
-      <w:r>
-        <w:rPr>
-          <w:rFonts w:ascii="Times New Roman" w:hAnsi="Times New Roman"/>
-          <w:sz w:val="24"/>
-        </w:rPr>
-        <w:t xml:space="preserve">Господи, помилуй </w:t>
+        <w:spacing w:after="120"/>
+        <w:jc w:val="both"/>
+      </w:pPr>
+      <w:r>
+        <w:rPr>
+          <w:rFonts w:ascii="Times New Roman" w:hAnsi="Times New Roman"/>
+          <w:sz w:val="24"/>
+        </w:rPr>
+        <w:t xml:space="preserve">Господи, помилуй. </w:t>
       </w:r>
       <w:r>
         <w:rPr>
@@ -6004,13 +5873,6 @@
           <w:sz w:val="24"/>
         </w:rPr>
         <w:t>(3 р.)</w:t>
-      </w:r>
-      <w:r>
-        <w:rPr>
-          <w:rFonts w:ascii="Times New Roman" w:hAnsi="Times New Roman"/>
-          <w:sz w:val="24"/>
-        </w:rPr>
-        <w:t>.</w:t>
       </w:r>
     </w:p>
     <w:p>
@@ -6266,18 +6128,15 @@
     </w:p>
     <w:p>
       <w:pPr>
-        <w:spacing w:line="240" w:lineRule="auto"/>
-        <w:rPr>
-          <w:rFonts w:ascii="Times New Roman" w:hAnsi="Times New Roman"/>
-          <w:sz w:val="24"/>
-        </w:rPr>
-      </w:pPr>
-      <w:r>
-        <w:rPr>
-          <w:rFonts w:ascii="Times New Roman" w:hAnsi="Times New Roman"/>
-          <w:sz w:val="24"/>
-        </w:rPr>
-        <w:t xml:space="preserve">Господи, помилуй </w:t>
+        <w:spacing w:after="120"/>
+        <w:jc w:val="both"/>
+      </w:pPr>
+      <w:r>
+        <w:rPr>
+          <w:rFonts w:ascii="Times New Roman" w:hAnsi="Times New Roman"/>
+          <w:sz w:val="24"/>
+        </w:rPr>
+        <w:t xml:space="preserve">Господи, помилуй. </w:t>
       </w:r>
       <w:r>
         <w:rPr>
@@ -6288,13 +6147,6 @@
         </w:rPr>
         <w:t>(3 р.)</w:t>
       </w:r>
-      <w:r>
-        <w:rPr>
-          <w:rFonts w:ascii="Times New Roman" w:hAnsi="Times New Roman"/>
-          <w:sz w:val="24"/>
-        </w:rPr>
-        <w:t>.</w:t>
-      </w:r>
     </w:p>
     <w:p>
       <w:pPr>
@@ -6496,27 +6348,32 @@
     </w:p>
     <w:p>
       <w:pPr>
-        <w:spacing w:line="240" w:lineRule="auto"/>
-        <w:rPr>
-          <w:rFonts w:ascii="Times New Roman" w:hAnsi="Times New Roman"/>
-          <w:sz w:val="24"/>
-        </w:rPr>
-      </w:pPr>
-      <w:r>
-        <w:rPr>
-          <w:rFonts w:ascii="Times New Roman" w:hAnsi="Times New Roman"/>
-          <w:i/>
-          <w:color w:val="FF0000"/>
-          <w:sz w:val="24"/>
-        </w:rPr>
-        <w:t xml:space="preserve">Священик: </w:t>
-      </w:r>
-      <w:r>
-        <w:rPr>
-          <w:rFonts w:ascii="Times New Roman" w:hAnsi="Times New Roman"/>
-          <w:sz w:val="24"/>
-        </w:rPr>
-        <w:t>Слава тобі, Христе Боже, надіє наша, слава тобі!</w:t>
+        <w:spacing w:after="120"/>
+        <w:jc w:val="both"/>
+      </w:pPr>
+      <w:r>
+        <w:rPr>
+          <w:rFonts w:ascii="Times New Roman" w:hAnsi="Times New Roman"/>
+          <w:i/>
+          <w:color w:val="FF0000"/>
+          <w:sz w:val="24"/>
+        </w:rPr>
+        <w:t>Священик:</w:t>
+      </w:r>
+      <w:r>
+        <w:rPr>
+          <w:rFonts w:ascii="Times New Roman" w:hAnsi="Times New Roman"/>
+          <w:color w:val="FF0000"/>
+          <w:sz w:val="24"/>
+        </w:rPr>
+        <w:t xml:space="preserve"> </w:t>
+      </w:r>
+      <w:r>
+        <w:rPr>
+          <w:rFonts w:ascii="Times New Roman" w:hAnsi="Times New Roman"/>
+          <w:sz w:val="24"/>
+        </w:rPr>
+        <w:t>Слава тобі, Христе Боже, уповання наше, слава тобі!</w:t>
       </w:r>
     </w:p>
     <w:p>
@@ -6687,6 +6544,192 @@
     </w:p>
     <w:p>
       <w:pPr>
+        <w:spacing w:after="120"/>
+      </w:pPr>
+      <w:r>
+        <w:rPr>
+          <w:rFonts w:ascii="Times New Roman" w:hAnsi="Times New Roman"/>
+          <w:i/>
+          <w:color w:val="FF0000"/>
+          <w:sz w:val="24"/>
+        </w:rPr>
+        <w:t>Вірні:</w:t>
+      </w:r>
+      <w:r>
+        <w:rPr>
+          <w:rFonts w:ascii="Times New Roman" w:hAnsi="Times New Roman"/>
+          <w:color w:val="FF0000"/>
+          <w:sz w:val="24"/>
+        </w:rPr>
+        <w:t xml:space="preserve"> </w:t>
+      </w:r>
+      <w:r>
+        <w:rPr>
+          <w:rFonts w:ascii="Times New Roman" w:hAnsi="Times New Roman"/>
+          <w:sz w:val="24"/>
+        </w:rPr>
+        <w:t>Амі́нь.</w:t>
+      </w:r>
+    </w:p>
+    <w:p>
+      <w:pPr>
+        <w:spacing w:after="120"/>
+      </w:pPr>
+      <w:r>
+        <w:rPr>
+          <w:rFonts w:ascii="Times New Roman" w:hAnsi="Times New Roman"/>
+          <w:sz w:val="24"/>
+        </w:rPr>
+        <w:t>Сла́ва Тобі́, Бо́же наш, сла́ва Тобі́.</w:t>
+      </w:r>
+    </w:p>
+    <w:p>
+      <w:pPr>
+        <w:spacing w:after="120"/>
+      </w:pPr>
+      <w:r>
+        <w:rPr>
+          <w:rFonts w:ascii="Times New Roman" w:hAnsi="Times New Roman"/>
+          <w:sz w:val="24"/>
+        </w:rPr>
+        <w:t>Ца́рю небе́сний, утіши́телю, Ду́ше íстини,* що всю́ди єси́ і все наповня́єш,* скарбни́це благ і життя́ пода́телю,* прийди́, і всели́ся в нас,* і очи́сти нас від уся́кої скве́рни,* і спаси́, благи́й, ду́ші на́ші.</w:t>
+      </w:r>
+    </w:p>
+    <w:p>
+      <w:pPr>
+        <w:spacing w:after="120"/>
+        <w:jc w:val="both"/>
+      </w:pPr>
+      <w:r>
+        <w:rPr>
+          <w:rFonts w:ascii="Times New Roman" w:hAnsi="Times New Roman"/>
+          <w:sz w:val="24"/>
+        </w:rPr>
+        <w:t xml:space="preserve">Святий Боже, святий Кріпкий, святий Безсмертний, помилуй нас. </w:t>
+      </w:r>
+      <w:r>
+        <w:rPr>
+          <w:rFonts w:ascii="Times New Roman" w:hAnsi="Times New Roman"/>
+          <w:i/>
+          <w:color w:val="FF0000"/>
+          <w:sz w:val="24"/>
+        </w:rPr>
+        <w:t>(3 р.)</w:t>
+      </w:r>
+    </w:p>
+    <w:p>
+      <w:pPr>
+        <w:spacing w:line="240" w:lineRule="auto"/>
+        <w:rPr>
+          <w:rFonts w:ascii="Times New Roman" w:hAnsi="Times New Roman"/>
+          <w:sz w:val="24"/>
+        </w:rPr>
+      </w:pPr>
+      <w:r>
+        <w:rPr>
+          <w:rFonts w:ascii="Times New Roman" w:hAnsi="Times New Roman"/>
+          <w:sz w:val="24"/>
+        </w:rPr>
+        <w:t>Слава Отцю, і Сину, і Святому Духові,* і нині, і повсякчас, і на віки вічні. Амінь.</w:t>
+      </w:r>
+    </w:p>
+    <w:p>
+      <w:pPr>
+        <w:spacing w:line="240" w:lineRule="auto"/>
+        <w:rPr>
+          <w:rFonts w:ascii="Times New Roman" w:hAnsi="Times New Roman"/>
+          <w:sz w:val="24"/>
+        </w:rPr>
+      </w:pPr>
+      <w:r>
+        <w:rPr>
+          <w:rFonts w:ascii="Times New Roman" w:hAnsi="Times New Roman"/>
+          <w:sz w:val="24"/>
+        </w:rPr>
+        <w:t>Пресвята Тройце, помилуй нас;* Господи, очисти гріхи наші;* Владико, прости беззаконня наші;* Святий, завітай і зціли немочі наші імени твого ради.</w:t>
+      </w:r>
+    </w:p>
+    <w:p>
+      <w:pPr>
+        <w:spacing w:after="120"/>
+        <w:jc w:val="both"/>
+      </w:pPr>
+      <w:r>
+        <w:rPr>
+          <w:rFonts w:ascii="Times New Roman" w:hAnsi="Times New Roman"/>
+          <w:sz w:val="24"/>
+        </w:rPr>
+        <w:t xml:space="preserve">Господи, помилуй. </w:t>
+      </w:r>
+      <w:r>
+        <w:rPr>
+          <w:rFonts w:ascii="Times New Roman" w:hAnsi="Times New Roman"/>
+          <w:i/>
+          <w:color w:val="FF0000"/>
+          <w:sz w:val="24"/>
+        </w:rPr>
+        <w:t>(3 р.)</w:t>
+      </w:r>
+    </w:p>
+    <w:p>
+      <w:pPr>
+        <w:spacing w:line="240" w:lineRule="auto"/>
+        <w:rPr>
+          <w:rFonts w:ascii="Times New Roman" w:hAnsi="Times New Roman"/>
+          <w:sz w:val="24"/>
+        </w:rPr>
+      </w:pPr>
+      <w:r>
+        <w:rPr>
+          <w:rFonts w:ascii="Times New Roman" w:hAnsi="Times New Roman"/>
+          <w:sz w:val="24"/>
+        </w:rPr>
+        <w:t>Слава Отцю, і Сину, і Святому Духові,* і нині, і повсякчас, і на віки вічні. Амінь.</w:t>
+      </w:r>
+    </w:p>
+    <w:p>
+      <w:pPr>
+        <w:spacing w:line="240" w:lineRule="auto"/>
+        <w:rPr>
+          <w:rFonts w:ascii="Times New Roman" w:hAnsi="Times New Roman"/>
+          <w:sz w:val="24"/>
+        </w:rPr>
+      </w:pPr>
+      <w:r>
+        <w:rPr>
+          <w:rFonts w:ascii="Times New Roman" w:hAnsi="Times New Roman"/>
+          <w:sz w:val="24"/>
+        </w:rPr>
+        <w:t>Отче наш, що єси на небесах,* нехай святиться ім’я твоє,* нехай прийде царство твоє,* нехай буде воля твоя, як на небі, так і на землі.* Хліб наш насущний дай нам сьогодні,* і прости нам провини наші,* як і ми прощаємо винуватцям нашим,* і не введи нас у спокусу,* але визволи нас від лукавого.</w:t>
+      </w:r>
+    </w:p>
+    <w:p>
+      <w:pPr>
+        <w:spacing w:line="240" w:lineRule="auto"/>
+        <w:rPr>
+          <w:rFonts w:ascii="Times New Roman" w:hAnsi="Times New Roman"/>
+          <w:sz w:val="24"/>
+        </w:rPr>
+      </w:pPr>
+      <w:r>
+        <w:rPr>
+          <w:rFonts w:ascii="Times New Roman" w:hAnsi="Times New Roman"/>
+          <w:i/>
+          <w:color w:val="FF0000"/>
+          <w:sz w:val="24"/>
+        </w:rPr>
+        <w:t xml:space="preserve">Священик: </w:t>
+      </w:r>
+      <w:r>
+        <w:rPr>
+          <w:rFonts w:ascii="Times New Roman" w:hAnsi="Times New Roman"/>
+          <w:sz w:val="24"/>
+        </w:rPr>
+        <w:t>Бо твоє є царство, і сила, і слава, Отця, і Сина, і Святого Духа, нині і повсякчас, і на віки вічні.</w:t>
+      </w:r>
+    </w:p>
+    <w:p>
+      <w:pPr>
         <w:spacing w:line="240" w:lineRule="auto"/>
         <w:rPr>
           <w:rFonts w:ascii="Times New Roman" w:hAnsi="Times New Roman"/>
@@ -6707,48 +6750,32 @@
           <w:rFonts w:ascii="Times New Roman" w:hAnsi="Times New Roman"/>
           <w:sz w:val="24"/>
         </w:rPr>
-        <w:t>Амінь. Слава тобі, Боже наш, слава тобі.</w:t>
-      </w:r>
-    </w:p>
-    <w:p>
-      <w:pPr>
-        <w:spacing w:line="240" w:lineRule="auto"/>
-        <w:rPr>
-          <w:rFonts w:ascii="Times New Roman" w:hAnsi="Times New Roman"/>
-          <w:sz w:val="24"/>
-        </w:rPr>
-      </w:pPr>
-      <w:r>
-        <w:rPr>
-          <w:rFonts w:ascii="Times New Roman" w:hAnsi="Times New Roman"/>
-          <w:sz w:val="24"/>
-        </w:rPr>
-        <w:t>Царю небесний, утішителю, Душе істини,* що всюди єси і все наповняєш,* скарбе дібр і життя подателю,* прийди і вселися в нас,* і очисти нас від усякої скверни,* і спаси, Благий, душі наші.</w:t>
-      </w:r>
-    </w:p>
-    <w:p>
-      <w:pPr>
-        <w:spacing w:line="240" w:lineRule="auto"/>
-        <w:rPr>
-          <w:rFonts w:ascii="Times New Roman" w:hAnsi="Times New Roman"/>
-          <w:sz w:val="24"/>
-        </w:rPr>
-      </w:pPr>
-      <w:r>
-        <w:rPr>
-          <w:rFonts w:ascii="Times New Roman" w:hAnsi="Times New Roman"/>
-          <w:sz w:val="24"/>
-        </w:rPr>
-        <w:t xml:space="preserve">Святий Боже, святий Кріпкий, святий Безсмертний, помилуй нас </w:t>
-      </w:r>
-      <w:r>
-        <w:rPr>
-          <w:rFonts w:ascii="Times New Roman" w:hAnsi="Times New Roman"/>
-          <w:i/>
-          <w:color w:val="FF0000"/>
-          <w:sz w:val="24"/>
-        </w:rPr>
-        <w:t>(3 р.)</w:t>
+        <w:t xml:space="preserve">Амінь. </w:t>
+      </w:r>
+    </w:p>
+    <w:p>
+      <w:pPr>
+        <w:spacing w:line="240" w:lineRule="auto"/>
+        <w:rPr>
+          <w:rFonts w:ascii="Times New Roman" w:hAnsi="Times New Roman"/>
+          <w:sz w:val="24"/>
+        </w:rPr>
+      </w:pPr>
+      <w:r>
+        <w:rPr>
+          <w:rFonts w:ascii="Times New Roman" w:hAnsi="Times New Roman"/>
+          <w:sz w:val="24"/>
+        </w:rPr>
+        <w:t xml:space="preserve">Господи, помилуй </w:t>
+      </w:r>
+      <w:r>
+        <w:rPr>
+          <w:rFonts w:ascii="Times New Roman" w:hAnsi="Times New Roman"/>
+          <w:i/>
+          <w:color w:val="FF0000"/>
+          <w:sz w:val="24"/>
+        </w:rPr>
+        <w:t>(12 р.)</w:t>
       </w:r>
       <w:r>
         <w:rPr>
@@ -6776,228 +6803,41 @@
     </w:p>
     <w:p>
       <w:pPr>
-        <w:spacing w:line="240" w:lineRule="auto"/>
-        <w:rPr>
-          <w:rFonts w:ascii="Times New Roman" w:hAnsi="Times New Roman"/>
-          <w:sz w:val="24"/>
-        </w:rPr>
-      </w:pPr>
-      <w:r>
-        <w:rPr>
-          <w:rFonts w:ascii="Times New Roman" w:hAnsi="Times New Roman"/>
-          <w:sz w:val="24"/>
-        </w:rPr>
-        <w:t>Пресвята Тройце, помилуй нас;* Господи, очисти гріхи наші;* Владико, прости беззаконня наші;* Святий, завітай і зціли немочі наші імени твого ради.</w:t>
-      </w:r>
-    </w:p>
-    <w:p>
-      <w:pPr>
-        <w:spacing w:line="240" w:lineRule="auto"/>
-        <w:rPr>
-          <w:rFonts w:ascii="Times New Roman" w:hAnsi="Times New Roman"/>
-          <w:sz w:val="24"/>
-        </w:rPr>
-      </w:pPr>
-      <w:r>
-        <w:rPr>
-          <w:rFonts w:ascii="Times New Roman" w:hAnsi="Times New Roman"/>
-          <w:sz w:val="24"/>
-        </w:rPr>
-        <w:t xml:space="preserve">Господи, помилуй </w:t>
-      </w:r>
-      <w:r>
-        <w:rPr>
-          <w:rFonts w:ascii="Times New Roman" w:hAnsi="Times New Roman"/>
-          <w:i/>
-          <w:color w:val="FF0000"/>
-          <w:sz w:val="24"/>
-        </w:rPr>
-        <w:t>(3 р.)</w:t>
-      </w:r>
-      <w:r>
-        <w:rPr>
-          <w:rFonts w:ascii="Times New Roman" w:hAnsi="Times New Roman"/>
-          <w:sz w:val="24"/>
-        </w:rPr>
-        <w:t>.</w:t>
-      </w:r>
-    </w:p>
-    <w:p>
-      <w:pPr>
-        <w:spacing w:line="240" w:lineRule="auto"/>
-        <w:rPr>
-          <w:rFonts w:ascii="Times New Roman" w:hAnsi="Times New Roman"/>
-          <w:sz w:val="24"/>
-        </w:rPr>
-      </w:pPr>
-      <w:r>
-        <w:rPr>
-          <w:rFonts w:ascii="Times New Roman" w:hAnsi="Times New Roman"/>
-          <w:sz w:val="24"/>
-        </w:rPr>
-        <w:t>Слава Отцю, і Сину, і Святому Духові,* і нині, і повсякчас, і на віки вічні. Амінь.</w:t>
-      </w:r>
-    </w:p>
-    <w:p>
-      <w:pPr>
-        <w:spacing w:line="240" w:lineRule="auto"/>
-        <w:rPr>
-          <w:rFonts w:ascii="Times New Roman" w:hAnsi="Times New Roman"/>
-          <w:sz w:val="24"/>
-        </w:rPr>
-      </w:pPr>
-      <w:r>
-        <w:rPr>
-          <w:rFonts w:ascii="Times New Roman" w:hAnsi="Times New Roman"/>
-          <w:sz w:val="24"/>
-        </w:rPr>
-        <w:t>Отче наш, що єси на небесах,* нехай святиться ім’я твоє,* нехай прийде царство твоє,* нехай буде воля твоя, як на небі, так і на землі.* Хліб наш насущний дай нам сьогодні,* і прости нам провини наші,* як і ми прощаємо винуватцям нашим,* і не введи нас у спокусу,* але визволи нас від лукавого.</w:t>
-      </w:r>
-    </w:p>
-    <w:p>
-      <w:pPr>
-        <w:spacing w:line="240" w:lineRule="auto"/>
-        <w:rPr>
-          <w:rFonts w:ascii="Times New Roman" w:hAnsi="Times New Roman"/>
-          <w:sz w:val="24"/>
-        </w:rPr>
-      </w:pPr>
-      <w:r>
-        <w:rPr>
-          <w:rFonts w:ascii="Times New Roman" w:hAnsi="Times New Roman"/>
-          <w:i/>
-          <w:color w:val="FF0000"/>
-          <w:sz w:val="24"/>
-        </w:rPr>
-        <w:t xml:space="preserve">Священик: </w:t>
-      </w:r>
-      <w:r>
-        <w:rPr>
-          <w:rFonts w:ascii="Times New Roman" w:hAnsi="Times New Roman"/>
-          <w:sz w:val="24"/>
-        </w:rPr>
-        <w:t>Бо твоє є царство, і сила, і слава, Отця, і Сина, і Святого Духа, нині і повсякчас, і на віки вічні.</w:t>
-      </w:r>
-    </w:p>
-    <w:p>
-      <w:pPr>
-        <w:spacing w:line="240" w:lineRule="auto"/>
-        <w:rPr>
-          <w:rFonts w:ascii="Times New Roman" w:hAnsi="Times New Roman"/>
-          <w:sz w:val="24"/>
-        </w:rPr>
-      </w:pPr>
-      <w:r>
-        <w:rPr>
-          <w:rFonts w:ascii="Times New Roman" w:hAnsi="Times New Roman"/>
-          <w:i/>
-          <w:color w:val="FF0000"/>
-          <w:sz w:val="24"/>
-        </w:rPr>
-        <w:t xml:space="preserve">Вірні: </w:t>
-      </w:r>
-      <w:r>
-        <w:rPr>
-          <w:rFonts w:ascii="Times New Roman" w:hAnsi="Times New Roman"/>
-          <w:sz w:val="24"/>
-        </w:rPr>
-        <w:t xml:space="preserve">Амінь. </w:t>
-      </w:r>
-    </w:p>
-    <w:p>
-      <w:pPr>
-        <w:spacing w:line="240" w:lineRule="auto"/>
-        <w:rPr>
-          <w:rFonts w:ascii="Times New Roman" w:hAnsi="Times New Roman"/>
-          <w:sz w:val="24"/>
-        </w:rPr>
-      </w:pPr>
-      <w:r>
-        <w:rPr>
-          <w:rFonts w:ascii="Times New Roman" w:hAnsi="Times New Roman"/>
-          <w:sz w:val="24"/>
-        </w:rPr>
-        <w:t xml:space="preserve">Господи, помилуй </w:t>
-      </w:r>
-      <w:r>
-        <w:rPr>
-          <w:rFonts w:ascii="Times New Roman" w:hAnsi="Times New Roman"/>
-          <w:i/>
-          <w:color w:val="FF0000"/>
-          <w:sz w:val="24"/>
-        </w:rPr>
-        <w:t>(12 р.)</w:t>
-      </w:r>
-      <w:r>
-        <w:rPr>
-          <w:rFonts w:ascii="Times New Roman" w:hAnsi="Times New Roman"/>
-          <w:sz w:val="24"/>
-        </w:rPr>
-        <w:t>.</w:t>
-      </w:r>
-    </w:p>
-    <w:p>
-      <w:pPr>
-        <w:spacing w:line="240" w:lineRule="auto"/>
-        <w:rPr>
-          <w:rFonts w:ascii="Times New Roman" w:hAnsi="Times New Roman"/>
-          <w:sz w:val="24"/>
-        </w:rPr>
-      </w:pPr>
-      <w:r>
-        <w:rPr>
-          <w:rFonts w:ascii="Times New Roman" w:hAnsi="Times New Roman"/>
-          <w:sz w:val="24"/>
-        </w:rPr>
-        <w:t>Слава Отцю, і Сину, і Святому Духові,* і нині, і повсякчас, і на віки вічні. Амінь.</w:t>
-      </w:r>
-    </w:p>
-    <w:p>
-      <w:pPr>
-        <w:spacing w:line="240" w:lineRule="auto"/>
-        <w:rPr>
-          <w:rFonts w:ascii="Times New Roman" w:hAnsi="Times New Roman"/>
-          <w:sz w:val="24"/>
-        </w:rPr>
-      </w:pPr>
-      <w:r>
-        <w:rPr>
-          <w:rFonts w:ascii="Times New Roman" w:hAnsi="Times New Roman"/>
-          <w:sz w:val="24"/>
-        </w:rPr>
-        <w:t>Прийдіте, поклонімся* Цареві нашому Богу.</w:t>
-      </w:r>
-    </w:p>
-    <w:p>
-      <w:pPr>
-        <w:spacing w:line="240" w:lineRule="auto"/>
-        <w:rPr>
-          <w:rFonts w:ascii="Times New Roman" w:hAnsi="Times New Roman"/>
-          <w:sz w:val="24"/>
-        </w:rPr>
-      </w:pPr>
-      <w:r>
-        <w:rPr>
-          <w:rFonts w:ascii="Times New Roman" w:hAnsi="Times New Roman"/>
-          <w:sz w:val="24"/>
-        </w:rPr>
-        <w:t>Прийдіте, поклонімся* Христові, Цареві нашому Богу.</w:t>
-      </w:r>
-    </w:p>
-    <w:p>
-      <w:pPr>
-        <w:spacing w:line="240" w:lineRule="auto"/>
-        <w:rPr>
-          <w:rFonts w:ascii="Times New Roman" w:hAnsi="Times New Roman"/>
-          <w:sz w:val="24"/>
-        </w:rPr>
-      </w:pPr>
-      <w:r>
-        <w:rPr>
-          <w:rFonts w:ascii="Times New Roman" w:hAnsi="Times New Roman"/>
-          <w:sz w:val="24"/>
-        </w:rPr>
-        <w:t>Прийдіте, поклонімся і припадім* до самого Господа Ісуса Христа, Царя і Бога нашого.</w:t>
+        <w:spacing w:after="120"/>
+        <w:jc w:val="both"/>
+      </w:pPr>
+      <w:r>
+        <w:rPr>
+          <w:rFonts w:ascii="Times New Roman" w:hAnsi="Times New Roman"/>
+          <w:sz w:val="24"/>
+        </w:rPr>
+        <w:t>Прийді́те, поклоні́мся* царе́ві на́шому – Бо́гу.</w:t>
+      </w:r>
+    </w:p>
+    <w:p>
+      <w:pPr>
+        <w:spacing w:after="120"/>
+        <w:jc w:val="both"/>
+      </w:pPr>
+      <w:r>
+        <w:rPr>
+          <w:rFonts w:ascii="Times New Roman" w:hAnsi="Times New Roman"/>
+          <w:sz w:val="24"/>
+        </w:rPr>
+        <w:t>Прийді́те, поклоні́мся* Христо́ві, царе́ві на́шому – Бо́гу.</w:t>
+      </w:r>
+    </w:p>
+    <w:p>
+      <w:pPr>
+        <w:spacing w:after="120"/>
+        <w:jc w:val="both"/>
+      </w:pPr>
+      <w:r>
+        <w:rPr>
+          <w:rFonts w:ascii="Times New Roman" w:hAnsi="Times New Roman"/>
+          <w:sz w:val="24"/>
+        </w:rPr>
+        <w:t>Прийді́те, поклоні́мся і припаді́м* до само́го Го́спода Ісу́са Христа́ – царя́ і Бо́га на́шого.</w:t>
       </w:r>
     </w:p>
     <w:p>
@@ -7834,18 +7674,15 @@
     </w:p>
     <w:p>
       <w:pPr>
-        <w:spacing w:line="240" w:lineRule="auto"/>
-        <w:rPr>
-          <w:rFonts w:ascii="Times New Roman" w:hAnsi="Times New Roman"/>
-          <w:sz w:val="24"/>
-        </w:rPr>
-      </w:pPr>
-      <w:r>
-        <w:rPr>
-          <w:rFonts w:ascii="Times New Roman" w:hAnsi="Times New Roman"/>
-          <w:sz w:val="24"/>
-        </w:rPr>
-        <w:t xml:space="preserve">Господи, помилуй </w:t>
+        <w:spacing w:after="120"/>
+        <w:jc w:val="both"/>
+      </w:pPr>
+      <w:r>
+        <w:rPr>
+          <w:rFonts w:ascii="Times New Roman" w:hAnsi="Times New Roman"/>
+          <w:sz w:val="24"/>
+        </w:rPr>
+        <w:t xml:space="preserve">Господи, помилуй. </w:t>
       </w:r>
       <w:r>
         <w:rPr>
@@ -7855,13 +7692,6 @@
           <w:sz w:val="24"/>
         </w:rPr>
         <w:t>(3 р.)</w:t>
-      </w:r>
-      <w:r>
-        <w:rPr>
-          <w:rFonts w:ascii="Times New Roman" w:hAnsi="Times New Roman"/>
-          <w:sz w:val="24"/>
-        </w:rPr>
-        <w:t>.</w:t>
       </w:r>
     </w:p>
     <w:p>
@@ -8059,18 +7889,15 @@
     </w:p>
     <w:p>
       <w:pPr>
-        <w:spacing w:line="240" w:lineRule="auto"/>
-        <w:rPr>
-          <w:rFonts w:ascii="Times New Roman" w:hAnsi="Times New Roman"/>
-          <w:sz w:val="24"/>
-        </w:rPr>
-      </w:pPr>
-      <w:r>
-        <w:rPr>
-          <w:rFonts w:ascii="Times New Roman" w:hAnsi="Times New Roman"/>
-          <w:sz w:val="24"/>
-        </w:rPr>
-        <w:t xml:space="preserve">Святий Боже, святий Кріпкий, святий Безсмертний, помилуй нас </w:t>
+        <w:spacing w:after="120"/>
+        <w:jc w:val="both"/>
+      </w:pPr>
+      <w:r>
+        <w:rPr>
+          <w:rFonts w:ascii="Times New Roman" w:hAnsi="Times New Roman"/>
+          <w:sz w:val="24"/>
+        </w:rPr>
+        <w:t xml:space="preserve">Святий Боже, святий Кріпкий, святий Безсмертний, помилуй нас. </w:t>
       </w:r>
       <w:r>
         <w:rPr>
@@ -8081,13 +7908,6 @@
         </w:rPr>
         <w:t>(3 р.)</w:t>
       </w:r>
-      <w:r>
-        <w:rPr>
-          <w:rFonts w:ascii="Times New Roman" w:hAnsi="Times New Roman"/>
-          <w:sz w:val="24"/>
-        </w:rPr>
-        <w:t>.</w:t>
-      </w:r>
     </w:p>
     <w:p>
       <w:pPr>
@@ -8123,18 +7943,15 @@
     </w:p>
     <w:p>
       <w:pPr>
-        <w:spacing w:line="240" w:lineRule="auto"/>
-        <w:rPr>
-          <w:rFonts w:ascii="Times New Roman" w:hAnsi="Times New Roman"/>
-          <w:sz w:val="24"/>
-        </w:rPr>
-      </w:pPr>
-      <w:r>
-        <w:rPr>
-          <w:rFonts w:ascii="Times New Roman" w:hAnsi="Times New Roman"/>
-          <w:sz w:val="24"/>
-        </w:rPr>
-        <w:t xml:space="preserve">Господи, помилуй </w:t>
+        <w:spacing w:after="120"/>
+        <w:jc w:val="both"/>
+      </w:pPr>
+      <w:r>
+        <w:rPr>
+          <w:rFonts w:ascii="Times New Roman" w:hAnsi="Times New Roman"/>
+          <w:sz w:val="24"/>
+        </w:rPr>
+        <w:t xml:space="preserve">Господи, помилуй. </w:t>
       </w:r>
       <w:r>
         <w:rPr>
@@ -8144,13 +7961,6 @@
           <w:sz w:val="24"/>
         </w:rPr>
         <w:t>(3 р.)</w:t>
-      </w:r>
-      <w:r>
-        <w:rPr>
-          <w:rFonts w:ascii="Times New Roman" w:hAnsi="Times New Roman"/>
-          <w:sz w:val="24"/>
-        </w:rPr>
-        <w:t>.</w:t>
       </w:r>
     </w:p>
     <w:p>
@@ -8429,18 +8239,15 @@
     </w:p>
     <w:p>
       <w:pPr>
-        <w:spacing w:line="240" w:lineRule="auto"/>
-        <w:rPr>
-          <w:rFonts w:ascii="Times New Roman" w:hAnsi="Times New Roman"/>
-          <w:sz w:val="24"/>
-        </w:rPr>
-      </w:pPr>
-      <w:r>
-        <w:rPr>
-          <w:rFonts w:ascii="Times New Roman" w:hAnsi="Times New Roman"/>
-          <w:sz w:val="24"/>
-        </w:rPr>
-        <w:t xml:space="preserve">Господи, помилуй </w:t>
+        <w:spacing w:after="120"/>
+        <w:jc w:val="both"/>
+      </w:pPr>
+      <w:r>
+        <w:rPr>
+          <w:rFonts w:ascii="Times New Roman" w:hAnsi="Times New Roman"/>
+          <w:sz w:val="24"/>
+        </w:rPr>
+        <w:t xml:space="preserve">Господи, помилуй. </w:t>
       </w:r>
       <w:r>
         <w:rPr>
@@ -8451,13 +8258,6 @@
         </w:rPr>
         <w:t>(3 р.)</w:t>
       </w:r>
-      <w:r>
-        <w:rPr>
-          <w:rFonts w:ascii="Times New Roman" w:hAnsi="Times New Roman"/>
-          <w:sz w:val="24"/>
-        </w:rPr>
-        <w:t>.</w:t>
-      </w:r>
     </w:p>
     <w:p>
       <w:pPr>
@@ -8622,27 +8422,32 @@
     </w:p>
     <w:p>
       <w:pPr>
-        <w:spacing w:line="240" w:lineRule="auto"/>
-        <w:rPr>
-          <w:rFonts w:ascii="Times New Roman" w:hAnsi="Times New Roman"/>
-          <w:sz w:val="24"/>
-        </w:rPr>
-      </w:pPr>
-      <w:r>
-        <w:rPr>
-          <w:rFonts w:ascii="Times New Roman" w:hAnsi="Times New Roman"/>
-          <w:i/>
-          <w:color w:val="FF0000"/>
-          <w:sz w:val="24"/>
-        </w:rPr>
-        <w:t xml:space="preserve">Священик: </w:t>
-      </w:r>
-      <w:r>
-        <w:rPr>
-          <w:rFonts w:ascii="Times New Roman" w:hAnsi="Times New Roman"/>
-          <w:sz w:val="24"/>
-        </w:rPr>
-        <w:t>Слава тобі, Христе Боже, надіє наша, слава тобі!</w:t>
+        <w:spacing w:after="120"/>
+        <w:jc w:val="both"/>
+      </w:pPr>
+      <w:r>
+        <w:rPr>
+          <w:rFonts w:ascii="Times New Roman" w:hAnsi="Times New Roman"/>
+          <w:i/>
+          <w:color w:val="FF0000"/>
+          <w:sz w:val="24"/>
+        </w:rPr>
+        <w:t>Священик:</w:t>
+      </w:r>
+      <w:r>
+        <w:rPr>
+          <w:rFonts w:ascii="Times New Roman" w:hAnsi="Times New Roman"/>
+          <w:color w:val="FF0000"/>
+          <w:sz w:val="24"/>
+        </w:rPr>
+        <w:t xml:space="preserve"> </w:t>
+      </w:r>
+      <w:r>
+        <w:rPr>
+          <w:rFonts w:ascii="Times New Roman" w:hAnsi="Times New Roman"/>
+          <w:sz w:val="24"/>
+        </w:rPr>
+        <w:t>Слава тобі, Христе Боже, уповання наше, слава тобі!</w:t>
       </w:r>
     </w:p>
     <w:p>
